--- a/RTB/Glossario/Glossario.docx
+++ b/RTB/Glossario/Glossario.docx
@@ -590,7 +590,7 @@
                           </w14:xfrm>
                         </w14:contentPart>
                       </mc:Choice>
-                      <mc:Fallback xmlns="" xmlns:lc="http://schemas.openxmlformats.org/drawingml/2006/lockedCanvas" xmlns:w="http://schemas.openxmlformats.org/wordprocessingml/2006/main" xmlns:w10="urn:schemas-microsoft-com:office:word" xmlns:v="urn:schemas-microsoft-com:vml" xmlns:o="urn:schemas-microsoft-com:office:office">
+                      <mc:Fallback xmlns:o="urn:schemas-microsoft-com:office:office" xmlns:v="urn:schemas-microsoft-com:vml" xmlns:w10="urn:schemas-microsoft-com:office:word" xmlns:w="http://schemas.openxmlformats.org/wordprocessingml/2006/main" xmlns:lc="http://schemas.openxmlformats.org/drawingml/2006/lockedCanvas" xmlns="">
                         <a:pic>
                           <a:nvPicPr>
                             <a:cNvPr id="34" name="Input penna 34"/>
@@ -1043,15 +1043,7 @@
           <w:szCs w:val="32"/>
           <w:lang w:val="it-IT"/>
         </w:rPr>
-        <w:t>Registro dei Cambiamenti - Changelog</w:t>
-      </w:r>
-      <w:r>
-        <w:rPr>
-          <w:sz w:val="32"/>
-          <w:szCs w:val="32"/>
-          <w:lang w:val="it-IT"/>
-        </w:rPr>
-        <w:t xml:space="preserve"> </w:t>
+        <w:t xml:space="preserve">Registro dei Cambiamenti - Changelog </w:t>
       </w:r>
       <w:r>
         <w:rPr>
@@ -1166,6 +1158,43 @@
     </w:p>
     <w:p>
       <w:pPr>
+        <w:rPr>
+          <w:sz w:val="24"/>
+          <w:szCs w:val="24"/>
+        </w:rPr>
+      </w:pPr>
+      <w:r>
+        <w:rPr>
+          <w:sz w:val="24"/>
+          <w:szCs w:val="24"/>
+        </w:rPr>
+        <w:t>Analisi dei requisiti</w:t>
+      </w:r>
+      <w:r>
+        <w:rPr>
+          <w:sz w:val="24"/>
+          <w:szCs w:val="24"/>
+        </w:rPr>
+        <w:t xml:space="preserve"> </w:t>
+      </w:r>
+    </w:p>
+    <w:p>
+      <w:pPr>
+        <w:rPr>
+          <w:sz w:val="24"/>
+          <w:szCs w:val="24"/>
+        </w:rPr>
+      </w:pPr>
+      <w:r>
+        <w:rPr>
+          <w:sz w:val="24"/>
+          <w:szCs w:val="24"/>
+        </w:rPr>
+        <w:t>Attore</w:t>
+      </w:r>
+    </w:p>
+    <w:p>
+      <w:pPr>
         <w:spacing w:line="240" w:lineRule="auto"/>
         <w:rPr>
           <w:sz w:val="32"/>
@@ -1202,6 +1231,63 @@
     </w:p>
     <w:p>
       <w:pPr>
+        <w:rPr>
+          <w:sz w:val="24"/>
+          <w:szCs w:val="24"/>
+          <w:lang w:val="it-IT"/>
+        </w:rPr>
+      </w:pPr>
+      <w:r>
+        <w:rPr>
+          <w:sz w:val="24"/>
+          <w:szCs w:val="24"/>
+          <w:lang w:val="it-IT"/>
+        </w:rPr>
+        <w:t>Ca</w:t>
+      </w:r>
+      <w:r>
+        <w:rPr>
+          <w:sz w:val="24"/>
+          <w:szCs w:val="24"/>
+          <w:lang w:val="it-IT"/>
+        </w:rPr>
+        <w:t xml:space="preserve">pitolato </w:t>
+      </w:r>
+    </w:p>
+    <w:p>
+      <w:pPr>
+        <w:rPr>
+          <w:sz w:val="24"/>
+          <w:szCs w:val="24"/>
+        </w:rPr>
+      </w:pPr>
+      <w:r>
+        <w:rPr>
+          <w:sz w:val="24"/>
+          <w:szCs w:val="24"/>
+        </w:rPr>
+        <w:t xml:space="preserve">Caso d’uso </w:t>
+      </w:r>
+    </w:p>
+    <w:p>
+      <w:pPr>
+        <w:rPr>
+          <w:sz w:val="24"/>
+          <w:szCs w:val="24"/>
+          <w:lang w:val="it-IT"/>
+        </w:rPr>
+      </w:pPr>
+      <w:r>
+        <w:rPr>
+          <w:sz w:val="24"/>
+          <w:szCs w:val="24"/>
+          <w:lang w:val="it-IT"/>
+        </w:rPr>
+        <w:t>Compiti</w:t>
+      </w:r>
+    </w:p>
+    <w:p>
+      <w:pPr>
         <w:spacing w:line="240" w:lineRule="auto"/>
         <w:rPr>
           <w:sz w:val="32"/>
@@ -1220,6 +1306,23 @@
     </w:p>
     <w:p>
       <w:pPr>
+        <w:rPr>
+          <w:sz w:val="24"/>
+          <w:szCs w:val="24"/>
+          <w:lang w:val="it-IT"/>
+        </w:rPr>
+      </w:pPr>
+      <w:r>
+        <w:rPr>
+          <w:sz w:val="24"/>
+          <w:szCs w:val="24"/>
+          <w:lang w:val="it-IT"/>
+        </w:rPr>
+        <w:t>Design</w:t>
+      </w:r>
+    </w:p>
+    <w:p>
+      <w:pPr>
         <w:spacing w:line="240" w:lineRule="auto"/>
         <w:rPr>
           <w:sz w:val="32"/>
@@ -1256,6 +1359,23 @@
     </w:p>
     <w:p>
       <w:pPr>
+        <w:rPr>
+          <w:sz w:val="24"/>
+          <w:szCs w:val="24"/>
+          <w:lang w:val="it-IT"/>
+        </w:rPr>
+      </w:pPr>
+      <w:r>
+        <w:rPr>
+          <w:sz w:val="24"/>
+          <w:szCs w:val="24"/>
+          <w:lang w:val="it-IT"/>
+        </w:rPr>
+        <w:t>Funzionalità</w:t>
+      </w:r>
+    </w:p>
+    <w:p>
+      <w:pPr>
         <w:spacing w:line="240" w:lineRule="auto"/>
         <w:rPr>
           <w:sz w:val="32"/>
@@ -1431,6 +1551,7 @@
           <w:szCs w:val="32"/>
           <w:lang w:val="fr-FR"/>
         </w:rPr>
+        <w:lastRenderedPageBreak/>
         <w:t>P</w:t>
       </w:r>
     </w:p>
@@ -1472,6 +1593,28 @@
     </w:p>
     <w:p>
       <w:pPr>
+        <w:rPr>
+          <w:sz w:val="24"/>
+          <w:szCs w:val="24"/>
+        </w:rPr>
+      </w:pPr>
+      <w:r>
+        <w:rPr>
+          <w:sz w:val="24"/>
+          <w:szCs w:val="24"/>
+        </w:rPr>
+        <w:t>Ruol</w:t>
+      </w:r>
+      <w:r>
+        <w:rPr>
+          <w:sz w:val="24"/>
+          <w:szCs w:val="24"/>
+        </w:rPr>
+        <w:t>i</w:t>
+      </w:r>
+    </w:p>
+    <w:p>
+      <w:pPr>
         <w:spacing w:line="240" w:lineRule="auto"/>
         <w:rPr>
           <w:sz w:val="32"/>
@@ -1479,12 +1622,22 @@
           <w:lang w:val="fr-FR"/>
         </w:rPr>
       </w:pPr>
-      <w:r>
+    </w:p>
+    <w:p>
+      <w:pPr>
+        <w:spacing w:line="240" w:lineRule="auto"/>
         <w:rPr>
           <w:sz w:val="32"/>
           <w:szCs w:val="32"/>
           <w:lang w:val="fr-FR"/>
         </w:rPr>
+      </w:pPr>
+      <w:r>
+        <w:rPr>
+          <w:sz w:val="32"/>
+          <w:szCs w:val="32"/>
+          <w:lang w:val="fr-FR"/>
+        </w:rPr>
         <w:t>S</w:t>
       </w:r>
     </w:p>
@@ -1508,6 +1661,21 @@
     </w:p>
     <w:p>
       <w:pPr>
+        <w:rPr>
+          <w:sz w:val="24"/>
+          <w:szCs w:val="24"/>
+        </w:rPr>
+      </w:pPr>
+      <w:r>
+        <w:rPr>
+          <w:sz w:val="24"/>
+          <w:szCs w:val="24"/>
+        </w:rPr>
+        <w:t>Test</w:t>
+      </w:r>
+    </w:p>
+    <w:p>
+      <w:pPr>
         <w:spacing w:line="240" w:lineRule="auto"/>
         <w:rPr>
           <w:sz w:val="32"/>
@@ -1539,8 +1707,38 @@
           <w:szCs w:val="32"/>
           <w:lang w:val="fr-FR"/>
         </w:rPr>
-        <w:lastRenderedPageBreak/>
         <w:t>V</w:t>
+      </w:r>
+    </w:p>
+    <w:p>
+      <w:pPr>
+        <w:rPr>
+          <w:sz w:val="24"/>
+          <w:szCs w:val="24"/>
+        </w:rPr>
+      </w:pPr>
+      <w:r>
+        <w:rPr>
+          <w:sz w:val="24"/>
+          <w:szCs w:val="24"/>
+        </w:rPr>
+        <w:t>Verifica</w:t>
+      </w:r>
+    </w:p>
+    <w:p>
+      <w:pPr>
+        <w:rPr>
+          <w:sz w:val="32"/>
+          <w:szCs w:val="32"/>
+          <w:lang w:val="fr-FR"/>
+        </w:rPr>
+      </w:pPr>
+      <w:r>
+        <w:rPr>
+          <w:sz w:val="24"/>
+          <w:szCs w:val="24"/>
+        </w:rPr>
+        <w:t>Validazione</w:t>
       </w:r>
     </w:p>
     <w:p>
@@ -1831,7 +2029,6 @@
           <w:docPartUnique/>
         </w:docPartObj>
       </w:sdtPr>
-      <w:sdtEndPr/>
       <w:sdtContent>
         <w:r>
           <w:rPr>
@@ -2924,7 +3121,7 @@
   <w:style w:type="paragraph" w:default="1" w:styleId="Normale">
     <w:name w:val="Normal"/>
     <w:qFormat/>
-    <w:rsid w:val="00615C22"/>
+    <w:rsid w:val="005B53F4"/>
   </w:style>
   <w:style w:type="character" w:default="1" w:styleId="Carpredefinitoparagrafo">
     <w:name w:val="Default Paragraph Font"/>

--- a/RTB/Glossario/Glossario.docx
+++ b/RTB/Glossario/Glossario.docx
@@ -751,6 +751,119 @@
               <w:rPr>
                 <w:rtl w:val="0"/>
               </w:rPr>
+            </w:r>
+          </w:p>
+        </w:tc>
+      </w:tr>
+      <w:tr>
+        <w:trPr>
+          <w:cantSplit w:val="0"/>
+          <w:trHeight w:val="420" w:hRule="atLeast"/>
+          <w:tblHeader w:val="0"/>
+        </w:trPr>
+        <w:tc>
+          <w:tcPr>
+            <w:tcBorders>
+              <w:left w:color="ad9d95" w:space="0" w:sz="4" w:val="single"/>
+              <w:bottom w:color="ad9d95" w:space="0" w:sz="4" w:val="single"/>
+              <w:right w:color="ad9d95" w:space="0" w:sz="4" w:val="single"/>
+            </w:tcBorders>
+            <w:vAlign w:val="center"/>
+          </w:tcPr>
+          <w:p>
+            <w:pPr>
+              <w:jc w:val="center"/>
+              <w:rPr/>
+            </w:pPr>
+            <w:r>
+              <w:rPr>
+                <w:rtl w:val="0"/>
+              </w:rPr>
+              <w:t xml:space="preserve">1.0.0</w:t>
+            </w:r>
+          </w:p>
+        </w:tc>
+        <w:tc>
+          <w:tcPr>
+            <w:tcBorders>
+              <w:left w:color="ad9d95" w:space="0" w:sz="4" w:val="single"/>
+              <w:right w:color="ad9d95" w:space="0" w:sz="4" w:val="single"/>
+            </w:tcBorders>
+            <w:vAlign w:val="center"/>
+          </w:tcPr>
+          <w:p>
+            <w:pPr>
+              <w:jc w:val="center"/>
+              <w:rPr/>
+            </w:pPr>
+            <w:r>
+              <w:rPr>
+                <w:rtl w:val="0"/>
+              </w:rPr>
+              <w:t xml:space="preserve">18/12/2022</w:t>
+            </w:r>
+          </w:p>
+        </w:tc>
+        <w:tc>
+          <w:tcPr>
+            <w:tcBorders>
+              <w:left w:color="ad9d95" w:space="0" w:sz="4" w:val="single"/>
+              <w:right w:color="ad9d95" w:space="0" w:sz="4" w:val="single"/>
+            </w:tcBorders>
+            <w:vAlign w:val="center"/>
+          </w:tcPr>
+          <w:p>
+            <w:pPr>
+              <w:jc w:val="center"/>
+              <w:rPr/>
+            </w:pPr>
+            <w:r>
+              <w:rPr>
+                <w:rtl w:val="0"/>
+              </w:rPr>
+              <w:t xml:space="preserve">Gabriel Rovesti</w:t>
+            </w:r>
+          </w:p>
+        </w:tc>
+        <w:tc>
+          <w:tcPr>
+            <w:tcBorders>
+              <w:left w:color="ad9d95" w:space="0" w:sz="4" w:val="single"/>
+              <w:right w:color="ad9d95" w:space="0" w:sz="4" w:val="single"/>
+            </w:tcBorders>
+            <w:vAlign w:val="center"/>
+          </w:tcPr>
+          <w:p>
+            <w:pPr>
+              <w:jc w:val="center"/>
+              <w:rPr/>
+            </w:pPr>
+            <w:r>
+              <w:rPr>
+                <w:rtl w:val="0"/>
+              </w:rPr>
+              <w:t xml:space="preserve">Mircea Plamadeala</w:t>
+            </w:r>
+          </w:p>
+        </w:tc>
+        <w:tc>
+          <w:tcPr>
+            <w:tcBorders>
+              <w:left w:color="ad9d95" w:space="0" w:sz="4" w:val="single"/>
+              <w:right w:color="ad9d95" w:space="0" w:sz="4" w:val="single"/>
+            </w:tcBorders>
+            <w:vAlign w:val="center"/>
+          </w:tcPr>
+          <w:p>
+            <w:pPr>
+              <w:jc w:val="center"/>
+              <w:rPr/>
+            </w:pPr>
+            <w:r>
+              <w:rPr>
+                <w:rtl w:val="0"/>
+              </w:rPr>
+              <w:t xml:space="preserve">Aggiornamento definizioni</w:t>
             </w:r>
           </w:p>
         </w:tc>
@@ -1165,7 +1278,7 @@
               <w:rPr>
                 <w:rtl w:val="0"/>
               </w:rPr>
-              <w:t xml:space="preserve">Mircea Plamadeala</w:t>
+              <w:t xml:space="preserve">Gabriel Rovesti</w:t>
             </w:r>
           </w:p>
         </w:tc>
@@ -2609,6 +2722,23 @@
         </w:rPr>
       </w:pPr>
       <w:r>
+        <w:br w:type="page"/>
+      </w:r>
+      <w:r>
+        <w:rPr>
+          <w:rtl w:val="0"/>
+        </w:rPr>
+      </w:r>
+    </w:p>
+    <w:p>
+      <w:pPr>
+        <w:spacing w:line="240" w:lineRule="auto"/>
+        <w:rPr>
+          <w:sz w:val="32"/>
+          <w:szCs w:val="32"/>
+        </w:rPr>
+      </w:pPr>
+      <w:r>
         <w:rPr>
           <w:sz w:val="32"/>
           <w:szCs w:val="32"/>
@@ -4182,36 +4312,8 @@
       </w:pPr>
       <w:r>
         <w:rPr>
-          <w:rtl w:val="0"/>
-        </w:rPr>
-      </w:r>
-    </w:p>
-    <w:p>
-      <w:pPr>
-        <w:spacing w:line="240" w:lineRule="auto"/>
-        <w:rPr>
           <w:sz w:val="32"/>
           <w:szCs w:val="32"/>
-        </w:rPr>
-      </w:pPr>
-      <w:r>
-        <w:rPr>
-          <w:rtl w:val="0"/>
-        </w:rPr>
-      </w:r>
-    </w:p>
-    <w:p>
-      <w:pPr>
-        <w:spacing w:line="240" w:lineRule="auto"/>
-        <w:rPr>
-          <w:sz w:val="32"/>
-          <w:szCs w:val="32"/>
-        </w:rPr>
-      </w:pPr>
-      <w:r>
-        <w:rPr>
-          <w:sz w:val="32"/>
-          <w:szCs w:val="32"/>
           <w:rtl w:val="0"/>
         </w:rPr>
         <w:t xml:space="preserve">S</w:t>
@@ -4230,7 +4332,7 @@
           <w:szCs w:val="28"/>
           <w:rtl w:val="0"/>
         </w:rPr>
-        <w:t xml:space="preserve">Slack</w:t>
+        <w:t xml:space="preserve">Scrum</w:t>
       </w:r>
     </w:p>
     <w:p>
@@ -4249,23 +4351,94 @@
         <w:rPr>
           <w:rtl w:val="0"/>
         </w:rPr>
-        <w:t xml:space="preserve">Programma di messaggistica istantanea adottato principalmente per comunicazioni professionali ed organizzative. Utilizza aree di lavoro riservate definite come “workspace” per comunicare con chiamate vocali, videochiamate, messaggi di testo, scambio di media e file</w:t>
-      </w:r>
-    </w:p>
-    <w:p>
-      <w:pPr>
-        <w:rPr>
-          <w:sz w:val="28"/>
-          <w:szCs w:val="28"/>
-        </w:rPr>
-      </w:pPr>
-      <w:r>
-        <w:rPr>
-          <w:sz w:val="28"/>
-          <w:szCs w:val="28"/>
-          <w:rtl w:val="0"/>
-        </w:rPr>
-        <w:t xml:space="preserve">Sprint</w:t>
+        <w:t xml:space="preserve">Scrum è un framework per la gestione dei progetti che enfatizza il lavoro di squadra, la responsabilità e il progresso iterativo verso un obiettivo ben definito. Il framework inizia con una semplice premessa: iniziare con ciò che si può vedere o conoscere. Dopodiché, si deve tenere traccia dei progressi e modificarli, se necessario.</w:t>
+      </w:r>
+    </w:p>
+    <w:p>
+      <w:pPr>
+        <w:ind w:left="720" w:firstLine="0"/>
+        <w:rPr/>
+      </w:pPr>
+      <w:r>
+        <w:rPr>
+          <w:rtl w:val="0"/>
+        </w:rPr>
+        <w:t xml:space="preserve">Esso fa spesso parte dello sviluppo software Agile. Prende il nome da una formazione di rugby in cui ognuno svolge un ruolo. I ruoli di Scrum nello sviluppo del software sono i seguenti:</w:t>
+      </w:r>
+    </w:p>
+    <w:p>
+      <w:pPr>
+        <w:numPr>
+          <w:ilvl w:val="1"/>
+          <w:numId w:val="1"/>
+        </w:numPr>
+        <w:spacing w:after="0" w:afterAutospacing="0"/>
+        <w:ind w:left="1440" w:hanging="360"/>
+        <w:rPr>
+          <w:sz w:val="24"/>
+          <w:szCs w:val="24"/>
+        </w:rPr>
+      </w:pPr>
+      <w:r>
+        <w:rPr>
+          <w:rtl w:val="0"/>
+        </w:rPr>
+        <w:t xml:space="preserve">Product Owner:  Questa persona funge da collegamento tra il team di sviluppo e i clienti. Il proprietario del prodotto ha la responsabilità di garantire che le aspettative per il prodotto completato siano comunicate e concordate.</w:t>
+      </w:r>
+    </w:p>
+    <w:p>
+      <w:pPr>
+        <w:numPr>
+          <w:ilvl w:val="1"/>
+          <w:numId w:val="1"/>
+        </w:numPr>
+        <w:spacing w:after="0" w:afterAutospacing="0"/>
+        <w:ind w:left="1440" w:hanging="360"/>
+        <w:rPr>
+          <w:sz w:val="24"/>
+          <w:szCs w:val="24"/>
+        </w:rPr>
+      </w:pPr>
+      <w:r>
+        <w:rPr>
+          <w:rtl w:val="0"/>
+        </w:rPr>
+        <w:t xml:space="preserve">Scrum Master: Lo Scrum Master è definito il facilitatore del progetto. Assicura che vengano seguite le migliori pratiche di Scrum. Deve essere un buon leader e project manager, abile nella collaborazione, nella risoluzione dei conflitti e nel miglioramento dei processi.</w:t>
+      </w:r>
+    </w:p>
+    <w:p>
+      <w:pPr>
+        <w:numPr>
+          <w:ilvl w:val="1"/>
+          <w:numId w:val="1"/>
+        </w:numPr>
+        <w:ind w:left="1440" w:hanging="360"/>
+        <w:rPr>
+          <w:sz w:val="24"/>
+          <w:szCs w:val="24"/>
+        </w:rPr>
+      </w:pPr>
+      <w:r>
+        <w:rPr>
+          <w:rtl w:val="0"/>
+        </w:rPr>
+        <w:t xml:space="preserve">Development Team: I membri del team di sviluppo Scrum lavorano insieme per creare e testare release incrementali del prodotto finale. Gli sviluppatori devono conoscere Scrum e le pratiche di sviluppo Agile.</w:t>
+      </w:r>
+    </w:p>
+    <w:p>
+      <w:pPr>
+        <w:rPr>
+          <w:sz w:val="28"/>
+          <w:szCs w:val="28"/>
+        </w:rPr>
+      </w:pPr>
+      <w:r>
+        <w:rPr>
+          <w:sz w:val="28"/>
+          <w:szCs w:val="28"/>
+          <w:rtl w:val="0"/>
+        </w:rPr>
+        <w:t xml:space="preserve">Slack</w:t>
       </w:r>
     </w:p>
     <w:p>
@@ -4284,28 +4457,23 @@
         <w:rPr>
           <w:rtl w:val="0"/>
         </w:rPr>
-        <w:t xml:space="preserve">Periodo di tempo prefissato entro il quale lavorare producendo dei risultati documentati. Essi sono al centro delle metodologie Agile, atte a produrre risultati piccoli e in maniera costante.</w:t>
-      </w:r>
-      <w:r>
-        <w:rPr>
-          <w:rtl w:val="0"/>
-        </w:rPr>
-      </w:r>
-    </w:p>
-    <w:p>
-      <w:pPr>
-        <w:rPr>
-          <w:sz w:val="28"/>
-          <w:szCs w:val="28"/>
-        </w:rPr>
-      </w:pPr>
-      <w:r>
-        <w:rPr>
-          <w:sz w:val="28"/>
-          <w:szCs w:val="28"/>
-          <w:rtl w:val="0"/>
-        </w:rPr>
-        <w:t xml:space="preserve">Stakeholder</w:t>
+        <w:t xml:space="preserve">Programma di messaggistica istantanea adottato principalmente per comunicazioni professionali ed organizzative. Utilizza aree di lavoro riservate definite come “workspace” per comunicare con chiamate vocali, videochiamate, messaggi di testo, scambio di media e file</w:t>
+      </w:r>
+    </w:p>
+    <w:p>
+      <w:pPr>
+        <w:rPr>
+          <w:sz w:val="28"/>
+          <w:szCs w:val="28"/>
+        </w:rPr>
+      </w:pPr>
+      <w:r>
+        <w:rPr>
+          <w:sz w:val="28"/>
+          <w:szCs w:val="28"/>
+          <w:rtl w:val="0"/>
+        </w:rPr>
+        <w:t xml:space="preserve">Sprint</w:t>
       </w:r>
     </w:p>
     <w:p>
@@ -4324,23 +4492,28 @@
         <w:rPr>
           <w:rtl w:val="0"/>
         </w:rPr>
-        <w:t xml:space="preserve">Persone e strutture coinvolte nella realizzazione del progetto, intesi come parte attiva e “portatori di interesse”. Partecipano all’attività di esecuzione e completamento del progetto, influendo sugli obiettivi e sul risultato finale</w:t>
-      </w:r>
-    </w:p>
-    <w:p>
-      <w:pPr>
-        <w:rPr>
-          <w:sz w:val="28"/>
-          <w:szCs w:val="28"/>
-        </w:rPr>
-      </w:pPr>
-      <w:r>
-        <w:rPr>
-          <w:sz w:val="28"/>
-          <w:szCs w:val="28"/>
-          <w:rtl w:val="0"/>
-        </w:rPr>
-        <w:t xml:space="preserve">Standard di qualità</w:t>
+        <w:t xml:space="preserve">Periodo di tempo prefissato entro il quale lavorare producendo dei risultati documentati. Essi sono al centro delle metodologie Agile, atte a produrre risultati piccoli e in maniera costante.</w:t>
+      </w:r>
+      <w:r>
+        <w:rPr>
+          <w:rtl w:val="0"/>
+        </w:rPr>
+      </w:r>
+    </w:p>
+    <w:p>
+      <w:pPr>
+        <w:rPr>
+          <w:sz w:val="28"/>
+          <w:szCs w:val="28"/>
+        </w:rPr>
+      </w:pPr>
+      <w:r>
+        <w:rPr>
+          <w:sz w:val="28"/>
+          <w:szCs w:val="28"/>
+          <w:rtl w:val="0"/>
+        </w:rPr>
+        <w:t xml:space="preserve">Stakeholder</w:t>
       </w:r>
     </w:p>
     <w:p>
@@ -4359,23 +4532,23 @@
         <w:rPr>
           <w:rtl w:val="0"/>
         </w:rPr>
-        <w:t xml:space="preserve">Insieme di prescrizioni date dalle organizzazioni ISO e IEC relative al mantenimento di obiettivi specifici coinvolgenti ideazione, sviluppo (attività linea guida, nel senso generico normato dall’Ingegneria del Software), creazione e mantenimento dei prodotti software realizzati.</w:t>
-      </w:r>
-    </w:p>
-    <w:p>
-      <w:pPr>
-        <w:rPr>
-          <w:sz w:val="28"/>
-          <w:szCs w:val="28"/>
-        </w:rPr>
-      </w:pPr>
-      <w:r>
-        <w:rPr>
-          <w:sz w:val="28"/>
-          <w:szCs w:val="28"/>
-          <w:rtl w:val="0"/>
-        </w:rPr>
-        <w:t xml:space="preserve">Superadmin</w:t>
+        <w:t xml:space="preserve">Persone e strutture coinvolte nella realizzazione del progetto, intesi come parte attiva e “portatori di interesse”. Partecipano all’attività di esecuzione e completamento del progetto, influendo sugli obiettivi e sul risultato finale</w:t>
+      </w:r>
+    </w:p>
+    <w:p>
+      <w:pPr>
+        <w:rPr>
+          <w:sz w:val="28"/>
+          <w:szCs w:val="28"/>
+        </w:rPr>
+      </w:pPr>
+      <w:r>
+        <w:rPr>
+          <w:sz w:val="28"/>
+          <w:szCs w:val="28"/>
+          <w:rtl w:val="0"/>
+        </w:rPr>
+        <w:t xml:space="preserve">Standard di qualità</w:t>
       </w:r>
     </w:p>
     <w:p>
@@ -4394,40 +4567,23 @@
         <w:rPr>
           <w:rtl w:val="0"/>
         </w:rPr>
-        <w:t xml:space="preserve">Utente che crea il servizio Tenant e ha tutti i permessi di utente amministratore</w:t>
-      </w:r>
-    </w:p>
-    <w:p>
-      <w:pPr>
-        <w:spacing w:line="240" w:lineRule="auto"/>
-        <w:rPr>
-          <w:sz w:val="32"/>
-          <w:szCs w:val="32"/>
-        </w:rPr>
-      </w:pPr>
-      <w:r>
-        <w:rPr>
-          <w:sz w:val="32"/>
-          <w:szCs w:val="32"/>
-          <w:rtl w:val="0"/>
-        </w:rPr>
-        <w:t xml:space="preserve">T</w:t>
-      </w:r>
-    </w:p>
-    <w:p>
-      <w:pPr>
-        <w:rPr>
-          <w:sz w:val="28"/>
-          <w:szCs w:val="28"/>
-        </w:rPr>
-      </w:pPr>
-      <w:r>
-        <w:rPr>
-          <w:sz w:val="28"/>
-          <w:szCs w:val="28"/>
-          <w:rtl w:val="0"/>
-        </w:rPr>
-        <w:t xml:space="preserve">Telegram</w:t>
+        <w:t xml:space="preserve">Insieme di prescrizioni date dalle organizzazioni ISO e IEC relative al mantenimento di obiettivi specifici coinvolgenti ideazione, sviluppo (attività linea guida, nel senso generico normato dall’Ingegneria del Software), creazione e mantenimento dei prodotti software realizzati.</w:t>
+      </w:r>
+    </w:p>
+    <w:p>
+      <w:pPr>
+        <w:rPr>
+          <w:sz w:val="28"/>
+          <w:szCs w:val="28"/>
+        </w:rPr>
+      </w:pPr>
+      <w:r>
+        <w:rPr>
+          <w:sz w:val="28"/>
+          <w:szCs w:val="28"/>
+          <w:rtl w:val="0"/>
+        </w:rPr>
+        <w:t xml:space="preserve">Superadmin</w:t>
       </w:r>
     </w:p>
     <w:p>
@@ -4446,28 +4602,40 @@
         <w:rPr>
           <w:rtl w:val="0"/>
         </w:rPr>
-        <w:t xml:space="preserve">Applicazione multipiattaforma che permette una facile comunicazione con gruppi/canali, organizzando la comunicazione sulla base di strumenti e funzionalità automatiche offerte (bot), condividendo facilmente file e messaggi in un canale unico di comunicazione</w:t>
-      </w:r>
-      <w:r>
-        <w:rPr>
-          <w:rtl w:val="0"/>
-        </w:rPr>
-      </w:r>
-    </w:p>
-    <w:p>
-      <w:pPr>
-        <w:rPr>
-          <w:sz w:val="28"/>
-          <w:szCs w:val="28"/>
-        </w:rPr>
-      </w:pPr>
-      <w:r>
-        <w:rPr>
-          <w:sz w:val="28"/>
-          <w:szCs w:val="28"/>
-          <w:rtl w:val="0"/>
-        </w:rPr>
-        <w:t xml:space="preserve">Tenant</w:t>
+        <w:t xml:space="preserve">Utente che crea il servizio Tenant e ha tutti i permessi di utente amministratore</w:t>
+      </w:r>
+    </w:p>
+    <w:p>
+      <w:pPr>
+        <w:spacing w:line="240" w:lineRule="auto"/>
+        <w:rPr>
+          <w:sz w:val="32"/>
+          <w:szCs w:val="32"/>
+        </w:rPr>
+      </w:pPr>
+      <w:r>
+        <w:rPr>
+          <w:sz w:val="32"/>
+          <w:szCs w:val="32"/>
+          <w:rtl w:val="0"/>
+        </w:rPr>
+        <w:t xml:space="preserve">T</w:t>
+      </w:r>
+    </w:p>
+    <w:p>
+      <w:pPr>
+        <w:rPr>
+          <w:sz w:val="28"/>
+          <w:szCs w:val="28"/>
+        </w:rPr>
+      </w:pPr>
+      <w:r>
+        <w:rPr>
+          <w:sz w:val="28"/>
+          <w:szCs w:val="28"/>
+          <w:rtl w:val="0"/>
+        </w:rPr>
+        <w:t xml:space="preserve">Telegram</w:t>
       </w:r>
     </w:p>
     <w:p>
@@ -4486,50 +4654,28 @@
         <w:rPr>
           <w:rtl w:val="0"/>
         </w:rPr>
-        <w:t xml:space="preserve">Singola istanza di servizio/applicazione che interagisce con diversi utenti, gestito come unità singola e indipendente logicamente/applicativamente da altri servizi della stessa natura. Presenta una gestione dei dati virtuali e dinamica, lavorando con istanze virtuali</w:t>
-      </w:r>
-      <w:r>
-        <w:rPr>
-          <w:rtl w:val="0"/>
-        </w:rPr>
-      </w:r>
-    </w:p>
-    <w:p>
-      <w:pPr>
-        <w:spacing w:line="240" w:lineRule="auto"/>
-        <w:rPr>
-          <w:sz w:val="32"/>
-          <w:szCs w:val="32"/>
-        </w:rPr>
-      </w:pPr>
-      <w:r>
-        <w:rPr>
-          <w:sz w:val="32"/>
-          <w:szCs w:val="32"/>
-          <w:rtl w:val="0"/>
-        </w:rPr>
-        <w:t xml:space="preserve">U</w:t>
-      </w:r>
-    </w:p>
-    <w:p>
-      <w:pPr>
-        <w:rPr>
-          <w:sz w:val="20"/>
-          <w:szCs w:val="20"/>
-        </w:rPr>
-      </w:pPr>
-      <w:r>
-        <w:rPr>
-          <w:sz w:val="28"/>
-          <w:szCs w:val="28"/>
-          <w:rtl w:val="0"/>
-        </w:rPr>
-        <w:t xml:space="preserve">UML</w:t>
-      </w:r>
-      <w:r>
-        <w:rPr>
-          <w:rtl w:val="0"/>
-        </w:rPr>
+        <w:t xml:space="preserve">Applicazione multipiattaforma che permette una facile comunicazione con gruppi/canali, organizzando la comunicazione sulla base di strumenti e funzionalità automatiche offerte (bot), condividendo facilmente file e messaggi in un canale unico di comunicazione</w:t>
+      </w:r>
+      <w:r>
+        <w:rPr>
+          <w:rtl w:val="0"/>
+        </w:rPr>
+      </w:r>
+    </w:p>
+    <w:p>
+      <w:pPr>
+        <w:rPr>
+          <w:sz w:val="28"/>
+          <w:szCs w:val="28"/>
+        </w:rPr>
+      </w:pPr>
+      <w:r>
+        <w:rPr>
+          <w:sz w:val="28"/>
+          <w:szCs w:val="28"/>
+          <w:rtl w:val="0"/>
+        </w:rPr>
+        <w:t xml:space="preserve">Tenant</w:t>
       </w:r>
     </w:p>
     <w:p>
@@ -4548,17 +4694,17 @@
         <w:rPr>
           <w:rtl w:val="0"/>
         </w:rPr>
-        <w:t xml:space="preserve">Acronimo di Unified Modeling Language, normalmente utilizzato nel contesto dello sviluppo software per descrivere ed analizzare in maniera semplice un sistema, descrivendo le interazioni con il sistema da parte degli attori</w:t>
-      </w:r>
-      <w:r>
-        <w:rPr>
-          <w:rtl w:val="0"/>
-        </w:rPr>
-      </w:r>
-    </w:p>
-    <w:p>
-      <w:pPr>
-        <w:ind w:left="0" w:firstLine="0"/>
+        <w:t xml:space="preserve">Singola istanza di servizio/applicazione che interagisce con diversi utenti, gestito come unità singola e indipendente logicamente/applicativamente da altri servizi della stessa natura. Presenta una gestione dei dati virtuali e dinamica, lavorando con istanze virtuali</w:t>
+      </w:r>
+      <w:r>
+        <w:rPr>
+          <w:rtl w:val="0"/>
+        </w:rPr>
+      </w:r>
+    </w:p>
+    <w:p>
+      <w:pPr>
+        <w:spacing w:line="240" w:lineRule="auto"/>
         <w:rPr>
           <w:sz w:val="32"/>
           <w:szCs w:val="32"/>
@@ -4570,7 +4716,7 @@
           <w:szCs w:val="32"/>
           <w:rtl w:val="0"/>
         </w:rPr>
-        <w:t xml:space="preserve">V</w:t>
+        <w:t xml:space="preserve">U</w:t>
       </w:r>
     </w:p>
     <w:p>
@@ -4586,7 +4732,7 @@
           <w:szCs w:val="28"/>
           <w:rtl w:val="0"/>
         </w:rPr>
-        <w:t xml:space="preserve">Validazione</w:t>
+        <w:t xml:space="preserve">UML</w:t>
       </w:r>
       <w:r>
         <w:rPr>
@@ -4610,12 +4756,29 @@
         <w:rPr>
           <w:rtl w:val="0"/>
         </w:rPr>
-        <w:t xml:space="preserve">Processo che ci assicura che quanto prodotto soddisfi le aspettative del cliente finale secondo la corretta individuazione dei requisiti utente</w:t>
-      </w:r>
-      <w:r>
-        <w:rPr>
-          <w:rtl w:val="0"/>
-        </w:rPr>
+        <w:t xml:space="preserve">Acronimo di Unified Modeling Language, normalmente utilizzato nel contesto dello sviluppo software per descrivere ed analizzare in maniera semplice un sistema, descrivendo le interazioni con il sistema da parte degli attori</w:t>
+      </w:r>
+      <w:r>
+        <w:rPr>
+          <w:rtl w:val="0"/>
+        </w:rPr>
+      </w:r>
+    </w:p>
+    <w:p>
+      <w:pPr>
+        <w:ind w:left="0" w:firstLine="0"/>
+        <w:rPr>
+          <w:sz w:val="32"/>
+          <w:szCs w:val="32"/>
+        </w:rPr>
+      </w:pPr>
+      <w:r>
+        <w:rPr>
+          <w:sz w:val="32"/>
+          <w:szCs w:val="32"/>
+          <w:rtl w:val="0"/>
+        </w:rPr>
+        <w:t xml:space="preserve">V</w:t>
       </w:r>
     </w:p>
     <w:p>
@@ -4631,7 +4794,7 @@
           <w:szCs w:val="28"/>
           <w:rtl w:val="0"/>
         </w:rPr>
-        <w:t xml:space="preserve">Verifica</w:t>
+        <w:t xml:space="preserve">Validazione</w:t>
       </w:r>
       <w:r>
         <w:rPr>
@@ -4655,7 +4818,12 @@
         <w:rPr>
           <w:rtl w:val="0"/>
         </w:rPr>
-        <w:t xml:space="preserve">Processo incrementale che si assicura che il risultato ottenuto da una particolare attività o da un insieme di queste sia coerente con le aspettative indicate, non introducendo errori</w:t>
+        <w:t xml:space="preserve">Processo che ci assicura che quanto prodotto soddisfi le aspettative del cliente finale secondo la corretta individuazione dei requisiti utente</w:t>
+      </w:r>
+      <w:r>
+        <w:rPr>
+          <w:rtl w:val="0"/>
+        </w:rPr>
       </w:r>
     </w:p>
     <w:p>
@@ -4671,7 +4839,7 @@
           <w:szCs w:val="28"/>
           <w:rtl w:val="0"/>
         </w:rPr>
-        <w:t xml:space="preserve">Versionamento</w:t>
+        <w:t xml:space="preserve">Verifica</w:t>
       </w:r>
       <w:r>
         <w:rPr>
@@ -4695,29 +4863,7 @@
         <w:rPr>
           <w:rtl w:val="0"/>
         </w:rPr>
-        <w:t xml:space="preserve">Processo che realizza il cosiddetto “controllo di versione”, quindi stabilisce la storia cronologica delle azioni fatte per una certa attività, tracciando i cambiamenti occorsi, tornando ad uno stadio precedente qualora necessario</w:t>
-      </w:r>
-      <w:r>
-        <w:rPr>
-          <w:rtl w:val="0"/>
-        </w:rPr>
-      </w:r>
-    </w:p>
-    <w:p>
-      <w:pPr>
-        <w:spacing w:line="240" w:lineRule="auto"/>
-        <w:rPr>
-          <w:sz w:val="32"/>
-          <w:szCs w:val="32"/>
-        </w:rPr>
-      </w:pPr>
-      <w:r>
-        <w:rPr>
-          <w:sz w:val="32"/>
-          <w:szCs w:val="32"/>
-          <w:rtl w:val="0"/>
-        </w:rPr>
-        <w:t xml:space="preserve">W</w:t>
+        <w:t xml:space="preserve">Processo incrementale che si assicura che il risultato ottenuto da una particolare attività o da un insieme di queste sia coerente con le aspettative indicate, non introducendo errori</w:t>
       </w:r>
     </w:p>
     <w:p>
@@ -4733,7 +4879,7 @@
           <w:szCs w:val="28"/>
           <w:rtl w:val="0"/>
         </w:rPr>
-        <w:t xml:space="preserve">Walkthrough</w:t>
+        <w:t xml:space="preserve">Versionamento</w:t>
       </w:r>
       <w:r>
         <w:rPr>
@@ -4757,12 +4903,29 @@
         <w:rPr>
           <w:rtl w:val="0"/>
         </w:rPr>
-        <w:t xml:space="preserve">Tecnica di analisi ad ampio spettro alla ricerca di possibili errori</w:t>
-      </w:r>
-      <w:r>
-        <w:rPr>
-          <w:rtl w:val="0"/>
-        </w:rPr>
+        <w:t xml:space="preserve">Processo che realizza il cosiddetto “controllo di versione”, quindi stabilisce la storia cronologica delle azioni fatte per una certa attività, tracciando i cambiamenti occorsi, tornando ad uno stadio precedente qualora necessario</w:t>
+      </w:r>
+      <w:r>
+        <w:rPr>
+          <w:rtl w:val="0"/>
+        </w:rPr>
+      </w:r>
+    </w:p>
+    <w:p>
+      <w:pPr>
+        <w:spacing w:line="240" w:lineRule="auto"/>
+        <w:rPr>
+          <w:sz w:val="32"/>
+          <w:szCs w:val="32"/>
+        </w:rPr>
+      </w:pPr>
+      <w:r>
+        <w:rPr>
+          <w:sz w:val="32"/>
+          <w:szCs w:val="32"/>
+          <w:rtl w:val="0"/>
+        </w:rPr>
+        <w:t xml:space="preserve">W</w:t>
       </w:r>
     </w:p>
     <w:p>
@@ -4778,7 +4941,7 @@
           <w:szCs w:val="28"/>
           <w:rtl w:val="0"/>
         </w:rPr>
-        <w:t xml:space="preserve">Way of Working</w:t>
+        <w:t xml:space="preserve">Walkthrough</w:t>
       </w:r>
       <w:r>
         <w:rPr>
@@ -4802,7 +4965,65 @@
         <w:rPr>
           <w:rtl w:val="0"/>
         </w:rPr>
+        <w:t xml:space="preserve">Tecnica di analisi ad ampio spettro alla ricerca di possibili errori</w:t>
+      </w:r>
+      <w:r>
+        <w:rPr>
+          <w:rtl w:val="0"/>
+        </w:rPr>
+      </w:r>
+    </w:p>
+    <w:p>
+      <w:pPr>
+        <w:rPr>
+          <w:sz w:val="20"/>
+          <w:szCs w:val="20"/>
+        </w:rPr>
+      </w:pPr>
+      <w:r>
+        <w:rPr>
+          <w:sz w:val="28"/>
+          <w:szCs w:val="28"/>
+          <w:rtl w:val="0"/>
+        </w:rPr>
+        <w:t xml:space="preserve">Way of Working</w:t>
+      </w:r>
+      <w:r>
+        <w:rPr>
+          <w:rtl w:val="0"/>
+        </w:rPr>
+      </w:r>
+    </w:p>
+    <w:p>
+      <w:pPr>
+        <w:numPr>
+          <w:ilvl w:val="0"/>
+          <w:numId w:val="1"/>
+        </w:numPr>
+        <w:ind w:left="720" w:hanging="360"/>
+        <w:rPr>
+          <w:sz w:val="24"/>
+          <w:szCs w:val="24"/>
+        </w:rPr>
+      </w:pPr>
+      <w:r>
+        <w:rPr>
+          <w:rtl w:val="0"/>
+        </w:rPr>
         <w:t xml:space="preserve">Terminologia che indica il modo di lavorare adottato, da un punto di vista di strumenti, attività e tecnologie, determinato in modo quantificabile e misurato</w:t>
+      </w:r>
+    </w:p>
+    <w:p>
+      <w:pPr>
+        <w:rPr>
+          <w:sz w:val="28"/>
+          <w:szCs w:val="28"/>
+        </w:rPr>
+      </w:pPr>
+      <w:r>
+        <w:rPr>
+          <w:rtl w:val="0"/>
+        </w:rPr>
       </w:r>
     </w:p>
     <w:p>
@@ -6558,7 +6779,7 @@
 
 <file path=customXML/item1.xml><?xml version="1.0" encoding="utf-8"?>
 <go:gDocsCustomXmlDataStorage xmlns:go="http://customooxmlschemas.google.com/" xmlns:r="http://schemas.openxmlformats.org/officeDocument/2006/relationships">
-  <go:docsCustomData xmlns:go="http://customooxmlschemas.google.com/" roundtripDataSignature="AMtx7miXYX5BMuoxuF3Sg0ooQ5HvM8jT2Q==">AMUW2mVXOQDiN9TuqlhkTy4rZLBzozrh33FtcmMWtDhjAM1fu/MuVGNAdAMky4ZHXUTVgdmYUBDuhj34Jt2qlBeCwzaAaP1yvA7W60owuYhiEMf1/VwmZvvGwmXelQ9kXxs7eq/JP/0A</go:docsCustomData>
+  <go:docsCustomData xmlns:go="http://customooxmlschemas.google.com/" roundtripDataSignature="AMtx7miXYX5BMuoxuF3Sg0ooQ5HvM8jT2Q==">AMUW2mXoWMjgdfom8YLNks11zAurx11lsN/Db33m90x6RSUEYAWDXs9GqoC3j7FvI55CauCQmmEO1R1Wf7sTkXBBe4cZ+zrr7ZQSBdXD69EzUanoBkvqrs2dSiGoA5xqWKbKSnde+6cL</go:docsCustomData>
 </go:gDocsCustomXmlDataStorage>
 </file>
 

--- a/RTB/Glossario/Glossario.docx
+++ b/RTB/Glossario/Glossario.docx
@@ -1928,6 +1928,1267 @@
           <w:szCs w:val="32"/>
           <w:rtl w:val="0"/>
         </w:rPr>
+        <w:t xml:space="preserve">Sommario</w:t>
+      </w:r>
+    </w:p>
+    <w:sdt>
+      <w:sdtPr>
+        <w:docPartObj>
+          <w:docPartGallery w:val="Table of Contents"/>
+          <w:docPartUnique w:val="1"/>
+        </w:docPartObj>
+      </w:sdtPr>
+      <w:sdtContent>
+        <w:p>
+          <w:pPr>
+            <w:tabs>
+              <w:tab w:val="right" w:pos="9025.511811023624"/>
+            </w:tabs>
+            <w:spacing w:before="80" w:line="240" w:lineRule="auto"/>
+            <w:ind w:left="0" w:firstLine="0"/>
+            <w:rPr/>
+          </w:pPr>
+          <w:r>
+            <w:fldChar w:fldCharType="begin"/>
+            <w:instrText xml:space="preserve"> TOC \h \u \z </w:instrText>
+            <w:fldChar w:fldCharType="separate"/>
+          </w:r>
+          <w:hyperlink w:anchor="_heading=h.amid6jgk22ld">
+            <w:r>
+              <w:rPr>
+                <w:b w:val="1"/>
+                <w:rtl w:val="0"/>
+              </w:rPr>
+              <w:t xml:space="preserve">A</w:t>
+            </w:r>
+          </w:hyperlink>
+          <w:r>
+            <w:rPr>
+              <w:b w:val="1"/>
+              <w:rtl w:val="0"/>
+            </w:rPr>
+            <w:tab/>
+          </w:r>
+          <w:r>
+            <w:fldChar w:fldCharType="begin"/>
+            <w:instrText xml:space="preserve"> PAGEREF _heading=h.amid6jgk22ld \h </w:instrText>
+            <w:fldChar w:fldCharType="separate"/>
+          </w:r>
+          <w:r>
+            <w:rPr>
+              <w:b w:val="1"/>
+              <w:rtl w:val="0"/>
+            </w:rPr>
+            <w:t xml:space="preserve">3</w:t>
+          </w:r>
+          <w:r>
+            <w:fldChar w:fldCharType="end"/>
+          </w:r>
+          <w:r>
+            <w:rPr>
+              <w:rtl w:val="0"/>
+            </w:rPr>
+          </w:r>
+        </w:p>
+        <w:p>
+          <w:pPr>
+            <w:tabs>
+              <w:tab w:val="right" w:pos="9025.511811023624"/>
+            </w:tabs>
+            <w:spacing w:before="200" w:line="240" w:lineRule="auto"/>
+            <w:ind w:left="0" w:firstLine="0"/>
+            <w:rPr/>
+          </w:pPr>
+          <w:hyperlink w:anchor="_heading=h.c3od15n9i0f5">
+            <w:r>
+              <w:rPr>
+                <w:b w:val="1"/>
+                <w:rtl w:val="0"/>
+              </w:rPr>
+              <w:t xml:space="preserve">B</w:t>
+            </w:r>
+          </w:hyperlink>
+          <w:r>
+            <w:rPr>
+              <w:b w:val="1"/>
+              <w:rtl w:val="0"/>
+            </w:rPr>
+            <w:tab/>
+          </w:r>
+          <w:r>
+            <w:fldChar w:fldCharType="begin"/>
+            <w:instrText xml:space="preserve"> PAGEREF _heading=h.c3od15n9i0f5 \h </w:instrText>
+            <w:fldChar w:fldCharType="separate"/>
+          </w:r>
+          <w:r>
+            <w:rPr>
+              <w:b w:val="1"/>
+              <w:rtl w:val="0"/>
+            </w:rPr>
+            <w:t xml:space="preserve">3</w:t>
+          </w:r>
+          <w:r>
+            <w:fldChar w:fldCharType="end"/>
+          </w:r>
+          <w:r>
+            <w:rPr>
+              <w:rtl w:val="0"/>
+            </w:rPr>
+          </w:r>
+        </w:p>
+        <w:p>
+          <w:pPr>
+            <w:tabs>
+              <w:tab w:val="right" w:pos="9025.511811023624"/>
+            </w:tabs>
+            <w:spacing w:before="200" w:line="240" w:lineRule="auto"/>
+            <w:ind w:left="0" w:firstLine="0"/>
+            <w:rPr/>
+          </w:pPr>
+          <w:hyperlink w:anchor="_heading=h.vjkvl6gixeny">
+            <w:r>
+              <w:rPr>
+                <w:b w:val="1"/>
+                <w:rtl w:val="0"/>
+              </w:rPr>
+              <w:t xml:space="preserve">C</w:t>
+            </w:r>
+          </w:hyperlink>
+          <w:r>
+            <w:rPr>
+              <w:b w:val="1"/>
+              <w:rtl w:val="0"/>
+            </w:rPr>
+            <w:tab/>
+          </w:r>
+          <w:r>
+            <w:fldChar w:fldCharType="begin"/>
+            <w:instrText xml:space="preserve"> PAGEREF _heading=h.vjkvl6gixeny \h </w:instrText>
+            <w:fldChar w:fldCharType="separate"/>
+          </w:r>
+          <w:r>
+            <w:rPr>
+              <w:b w:val="1"/>
+              <w:rtl w:val="0"/>
+            </w:rPr>
+            <w:t xml:space="preserve">4</w:t>
+          </w:r>
+          <w:r>
+            <w:fldChar w:fldCharType="end"/>
+          </w:r>
+          <w:r>
+            <w:rPr>
+              <w:rtl w:val="0"/>
+            </w:rPr>
+          </w:r>
+        </w:p>
+        <w:p>
+          <w:pPr>
+            <w:tabs>
+              <w:tab w:val="right" w:pos="9025.511811023624"/>
+            </w:tabs>
+            <w:spacing w:before="200" w:line="240" w:lineRule="auto"/>
+            <w:ind w:left="0" w:firstLine="0"/>
+            <w:rPr/>
+          </w:pPr>
+          <w:hyperlink w:anchor="_heading=h.z6phbndd0ot7">
+            <w:r>
+              <w:rPr>
+                <w:b w:val="1"/>
+                <w:rtl w:val="0"/>
+              </w:rPr>
+              <w:t xml:space="preserve">D</w:t>
+            </w:r>
+          </w:hyperlink>
+          <w:r>
+            <w:rPr>
+              <w:b w:val="1"/>
+              <w:rtl w:val="0"/>
+            </w:rPr>
+            <w:tab/>
+          </w:r>
+          <w:r>
+            <w:fldChar w:fldCharType="begin"/>
+            <w:instrText xml:space="preserve"> PAGEREF _heading=h.z6phbndd0ot7 \h </w:instrText>
+            <w:fldChar w:fldCharType="separate"/>
+          </w:r>
+          <w:r>
+            <w:rPr>
+              <w:b w:val="1"/>
+              <w:rtl w:val="0"/>
+            </w:rPr>
+            <w:t xml:space="preserve">5</w:t>
+          </w:r>
+          <w:r>
+            <w:fldChar w:fldCharType="end"/>
+          </w:r>
+          <w:r>
+            <w:rPr>
+              <w:rtl w:val="0"/>
+            </w:rPr>
+          </w:r>
+        </w:p>
+        <w:p>
+          <w:pPr>
+            <w:tabs>
+              <w:tab w:val="right" w:pos="9025.511811023624"/>
+            </w:tabs>
+            <w:spacing w:before="200" w:line="240" w:lineRule="auto"/>
+            <w:ind w:left="0" w:firstLine="0"/>
+            <w:rPr/>
+          </w:pPr>
+          <w:hyperlink w:anchor="_heading=h.ljbk3hcajast">
+            <w:r>
+              <w:rPr>
+                <w:b w:val="1"/>
+                <w:rtl w:val="0"/>
+              </w:rPr>
+              <w:t xml:space="preserve">E</w:t>
+            </w:r>
+          </w:hyperlink>
+          <w:r>
+            <w:rPr>
+              <w:b w:val="1"/>
+              <w:rtl w:val="0"/>
+            </w:rPr>
+            <w:tab/>
+          </w:r>
+          <w:r>
+            <w:fldChar w:fldCharType="begin"/>
+            <w:instrText xml:space="preserve"> PAGEREF _heading=h.ljbk3hcajast \h </w:instrText>
+            <w:fldChar w:fldCharType="separate"/>
+          </w:r>
+          <w:r>
+            <w:rPr>
+              <w:b w:val="1"/>
+              <w:rtl w:val="0"/>
+            </w:rPr>
+            <w:t xml:space="preserve">5</w:t>
+          </w:r>
+          <w:r>
+            <w:fldChar w:fldCharType="end"/>
+          </w:r>
+          <w:r>
+            <w:rPr>
+              <w:rtl w:val="0"/>
+            </w:rPr>
+          </w:r>
+        </w:p>
+        <w:p>
+          <w:pPr>
+            <w:tabs>
+              <w:tab w:val="right" w:pos="9025.511811023624"/>
+            </w:tabs>
+            <w:spacing w:before="200" w:line="240" w:lineRule="auto"/>
+            <w:ind w:left="0" w:firstLine="0"/>
+            <w:rPr/>
+          </w:pPr>
+          <w:hyperlink w:anchor="_heading=h.3uzvbgtcwrnc">
+            <w:r>
+              <w:rPr>
+                <w:b w:val="1"/>
+                <w:rtl w:val="0"/>
+              </w:rPr>
+              <w:t xml:space="preserve">F</w:t>
+            </w:r>
+          </w:hyperlink>
+          <w:r>
+            <w:rPr>
+              <w:b w:val="1"/>
+              <w:rtl w:val="0"/>
+            </w:rPr>
+            <w:tab/>
+          </w:r>
+          <w:r>
+            <w:fldChar w:fldCharType="begin"/>
+            <w:instrText xml:space="preserve"> PAGEREF _heading=h.3uzvbgtcwrnc \h </w:instrText>
+            <w:fldChar w:fldCharType="separate"/>
+          </w:r>
+          <w:r>
+            <w:rPr>
+              <w:b w:val="1"/>
+              <w:rtl w:val="0"/>
+            </w:rPr>
+            <w:t xml:space="preserve">5</w:t>
+          </w:r>
+          <w:r>
+            <w:fldChar w:fldCharType="end"/>
+          </w:r>
+          <w:r>
+            <w:rPr>
+              <w:rtl w:val="0"/>
+            </w:rPr>
+          </w:r>
+        </w:p>
+        <w:p>
+          <w:pPr>
+            <w:tabs>
+              <w:tab w:val="right" w:pos="9025.511811023624"/>
+            </w:tabs>
+            <w:spacing w:before="200" w:line="240" w:lineRule="auto"/>
+            <w:ind w:left="0" w:firstLine="0"/>
+            <w:rPr/>
+          </w:pPr>
+          <w:hyperlink w:anchor="_heading=h.q759okfg4aw9">
+            <w:r>
+              <w:rPr>
+                <w:b w:val="1"/>
+                <w:rtl w:val="0"/>
+              </w:rPr>
+              <w:t xml:space="preserve">G</w:t>
+            </w:r>
+          </w:hyperlink>
+          <w:r>
+            <w:rPr>
+              <w:b w:val="1"/>
+              <w:rtl w:val="0"/>
+            </w:rPr>
+            <w:tab/>
+          </w:r>
+          <w:r>
+            <w:fldChar w:fldCharType="begin"/>
+            <w:instrText xml:space="preserve"> PAGEREF _heading=h.q759okfg4aw9 \h </w:instrText>
+            <w:fldChar w:fldCharType="separate"/>
+          </w:r>
+          <w:r>
+            <w:rPr>
+              <w:b w:val="1"/>
+              <w:rtl w:val="0"/>
+            </w:rPr>
+            <w:t xml:space="preserve">5</w:t>
+          </w:r>
+          <w:r>
+            <w:fldChar w:fldCharType="end"/>
+          </w:r>
+          <w:r>
+            <w:rPr>
+              <w:rtl w:val="0"/>
+            </w:rPr>
+          </w:r>
+        </w:p>
+        <w:p>
+          <w:pPr>
+            <w:tabs>
+              <w:tab w:val="right" w:pos="9025.511811023624"/>
+            </w:tabs>
+            <w:spacing w:before="200" w:line="240" w:lineRule="auto"/>
+            <w:ind w:left="0" w:firstLine="0"/>
+            <w:rPr/>
+          </w:pPr>
+          <w:hyperlink w:anchor="_heading=h.2j5g9r7wstpz">
+            <w:r>
+              <w:rPr>
+                <w:b w:val="1"/>
+                <w:rtl w:val="0"/>
+              </w:rPr>
+              <w:t xml:space="preserve">H</w:t>
+            </w:r>
+          </w:hyperlink>
+          <w:r>
+            <w:rPr>
+              <w:b w:val="1"/>
+              <w:rtl w:val="0"/>
+            </w:rPr>
+            <w:tab/>
+          </w:r>
+          <w:r>
+            <w:fldChar w:fldCharType="begin"/>
+            <w:instrText xml:space="preserve"> PAGEREF _heading=h.2j5g9r7wstpz \h </w:instrText>
+            <w:fldChar w:fldCharType="separate"/>
+          </w:r>
+          <w:r>
+            <w:rPr>
+              <w:b w:val="1"/>
+              <w:rtl w:val="0"/>
+            </w:rPr>
+            <w:t xml:space="preserve">6</w:t>
+          </w:r>
+          <w:r>
+            <w:fldChar w:fldCharType="end"/>
+          </w:r>
+          <w:r>
+            <w:rPr>
+              <w:rtl w:val="0"/>
+            </w:rPr>
+          </w:r>
+        </w:p>
+        <w:p>
+          <w:pPr>
+            <w:tabs>
+              <w:tab w:val="right" w:pos="9025.511811023624"/>
+            </w:tabs>
+            <w:spacing w:before="200" w:line="240" w:lineRule="auto"/>
+            <w:ind w:left="0" w:firstLine="0"/>
+            <w:rPr/>
+          </w:pPr>
+          <w:hyperlink w:anchor="_heading=h.xrjtwvrdeauv">
+            <w:r>
+              <w:rPr>
+                <w:b w:val="1"/>
+                <w:rtl w:val="0"/>
+              </w:rPr>
+              <w:t xml:space="preserve">I</w:t>
+            </w:r>
+          </w:hyperlink>
+          <w:r>
+            <w:rPr>
+              <w:b w:val="1"/>
+              <w:rtl w:val="0"/>
+            </w:rPr>
+            <w:tab/>
+          </w:r>
+          <w:r>
+            <w:fldChar w:fldCharType="begin"/>
+            <w:instrText xml:space="preserve"> PAGEREF _heading=h.xrjtwvrdeauv \h </w:instrText>
+            <w:fldChar w:fldCharType="separate"/>
+          </w:r>
+          <w:r>
+            <w:rPr>
+              <w:b w:val="1"/>
+              <w:rtl w:val="0"/>
+            </w:rPr>
+            <w:t xml:space="preserve">6</w:t>
+          </w:r>
+          <w:r>
+            <w:fldChar w:fldCharType="end"/>
+          </w:r>
+          <w:r>
+            <w:rPr>
+              <w:rtl w:val="0"/>
+            </w:rPr>
+          </w:r>
+        </w:p>
+        <w:p>
+          <w:pPr>
+            <w:tabs>
+              <w:tab w:val="right" w:pos="9025.511811023624"/>
+            </w:tabs>
+            <w:spacing w:before="200" w:line="240" w:lineRule="auto"/>
+            <w:ind w:left="0" w:firstLine="0"/>
+            <w:rPr/>
+          </w:pPr>
+          <w:hyperlink w:anchor="_heading=h.573b5or53hoq">
+            <w:r>
+              <w:rPr>
+                <w:b w:val="1"/>
+                <w:rtl w:val="0"/>
+              </w:rPr>
+              <w:t xml:space="preserve">J</w:t>
+            </w:r>
+          </w:hyperlink>
+          <w:r>
+            <w:rPr>
+              <w:b w:val="1"/>
+              <w:rtl w:val="0"/>
+            </w:rPr>
+            <w:tab/>
+          </w:r>
+          <w:r>
+            <w:fldChar w:fldCharType="begin"/>
+            <w:instrText xml:space="preserve"> PAGEREF _heading=h.573b5or53hoq \h </w:instrText>
+            <w:fldChar w:fldCharType="separate"/>
+          </w:r>
+          <w:r>
+            <w:rPr>
+              <w:b w:val="1"/>
+              <w:rtl w:val="0"/>
+            </w:rPr>
+            <w:t xml:space="preserve">6</w:t>
+          </w:r>
+          <w:r>
+            <w:fldChar w:fldCharType="end"/>
+          </w:r>
+          <w:r>
+            <w:rPr>
+              <w:rtl w:val="0"/>
+            </w:rPr>
+          </w:r>
+        </w:p>
+        <w:p>
+          <w:pPr>
+            <w:tabs>
+              <w:tab w:val="right" w:pos="9025.511811023624"/>
+            </w:tabs>
+            <w:spacing w:before="200" w:line="240" w:lineRule="auto"/>
+            <w:ind w:left="0" w:firstLine="0"/>
+            <w:rPr/>
+          </w:pPr>
+          <w:hyperlink w:anchor="_heading=h.26eenggkiure">
+            <w:r>
+              <w:rPr>
+                <w:b w:val="1"/>
+                <w:rtl w:val="0"/>
+              </w:rPr>
+              <w:t xml:space="preserve">K</w:t>
+            </w:r>
+          </w:hyperlink>
+          <w:r>
+            <w:rPr>
+              <w:b w:val="1"/>
+              <w:rtl w:val="0"/>
+            </w:rPr>
+            <w:tab/>
+          </w:r>
+          <w:r>
+            <w:fldChar w:fldCharType="begin"/>
+            <w:instrText xml:space="preserve"> PAGEREF _heading=h.26eenggkiure \h </w:instrText>
+            <w:fldChar w:fldCharType="separate"/>
+          </w:r>
+          <w:r>
+            <w:rPr>
+              <w:b w:val="1"/>
+              <w:rtl w:val="0"/>
+            </w:rPr>
+            <w:t xml:space="preserve">7</w:t>
+          </w:r>
+          <w:r>
+            <w:fldChar w:fldCharType="end"/>
+          </w:r>
+          <w:r>
+            <w:rPr>
+              <w:rtl w:val="0"/>
+            </w:rPr>
+          </w:r>
+        </w:p>
+        <w:p>
+          <w:pPr>
+            <w:tabs>
+              <w:tab w:val="right" w:pos="9025.511811023624"/>
+            </w:tabs>
+            <w:spacing w:before="200" w:line="240" w:lineRule="auto"/>
+            <w:ind w:left="0" w:firstLine="0"/>
+            <w:rPr/>
+          </w:pPr>
+          <w:hyperlink w:anchor="_heading=h.dqdyltk3noil">
+            <w:r>
+              <w:rPr>
+                <w:b w:val="1"/>
+                <w:rtl w:val="0"/>
+              </w:rPr>
+              <w:t xml:space="preserve">L</w:t>
+            </w:r>
+          </w:hyperlink>
+          <w:r>
+            <w:rPr>
+              <w:b w:val="1"/>
+              <w:rtl w:val="0"/>
+            </w:rPr>
+            <w:tab/>
+          </w:r>
+          <w:r>
+            <w:fldChar w:fldCharType="begin"/>
+            <w:instrText xml:space="preserve"> PAGEREF _heading=h.dqdyltk3noil \h </w:instrText>
+            <w:fldChar w:fldCharType="separate"/>
+          </w:r>
+          <w:r>
+            <w:rPr>
+              <w:b w:val="1"/>
+              <w:rtl w:val="0"/>
+            </w:rPr>
+            <w:t xml:space="preserve">7</w:t>
+          </w:r>
+          <w:r>
+            <w:fldChar w:fldCharType="end"/>
+          </w:r>
+          <w:r>
+            <w:rPr>
+              <w:rtl w:val="0"/>
+            </w:rPr>
+          </w:r>
+        </w:p>
+        <w:p>
+          <w:pPr>
+            <w:tabs>
+              <w:tab w:val="right" w:pos="9025.511811023624"/>
+            </w:tabs>
+            <w:spacing w:before="200" w:line="240" w:lineRule="auto"/>
+            <w:ind w:left="0" w:firstLine="0"/>
+            <w:rPr/>
+          </w:pPr>
+          <w:hyperlink w:anchor="_heading=h.qvnplk78jupp">
+            <w:r>
+              <w:rPr>
+                <w:b w:val="1"/>
+                <w:rtl w:val="0"/>
+              </w:rPr>
+              <w:t xml:space="preserve">M</w:t>
+            </w:r>
+          </w:hyperlink>
+          <w:r>
+            <w:rPr>
+              <w:b w:val="1"/>
+              <w:rtl w:val="0"/>
+            </w:rPr>
+            <w:tab/>
+          </w:r>
+          <w:r>
+            <w:fldChar w:fldCharType="begin"/>
+            <w:instrText xml:space="preserve"> PAGEREF _heading=h.qvnplk78jupp \h </w:instrText>
+            <w:fldChar w:fldCharType="separate"/>
+          </w:r>
+          <w:r>
+            <w:rPr>
+              <w:b w:val="1"/>
+              <w:rtl w:val="0"/>
+            </w:rPr>
+            <w:t xml:space="preserve">7</w:t>
+          </w:r>
+          <w:r>
+            <w:fldChar w:fldCharType="end"/>
+          </w:r>
+          <w:r>
+            <w:rPr>
+              <w:rtl w:val="0"/>
+            </w:rPr>
+          </w:r>
+        </w:p>
+        <w:p>
+          <w:pPr>
+            <w:tabs>
+              <w:tab w:val="right" w:pos="9025.511811023624"/>
+            </w:tabs>
+            <w:spacing w:before="200" w:line="240" w:lineRule="auto"/>
+            <w:ind w:left="0" w:firstLine="0"/>
+            <w:rPr/>
+          </w:pPr>
+          <w:hyperlink w:anchor="_heading=h.tghf84p1fmv">
+            <w:r>
+              <w:rPr>
+                <w:b w:val="1"/>
+                <w:rtl w:val="0"/>
+              </w:rPr>
+              <w:t xml:space="preserve">N</w:t>
+            </w:r>
+          </w:hyperlink>
+          <w:r>
+            <w:rPr>
+              <w:b w:val="1"/>
+              <w:rtl w:val="0"/>
+            </w:rPr>
+            <w:tab/>
+          </w:r>
+          <w:r>
+            <w:fldChar w:fldCharType="begin"/>
+            <w:instrText xml:space="preserve"> PAGEREF _heading=h.tghf84p1fmv \h </w:instrText>
+            <w:fldChar w:fldCharType="separate"/>
+          </w:r>
+          <w:r>
+            <w:rPr>
+              <w:b w:val="1"/>
+              <w:rtl w:val="0"/>
+            </w:rPr>
+            <w:t xml:space="preserve">8</w:t>
+          </w:r>
+          <w:r>
+            <w:fldChar w:fldCharType="end"/>
+          </w:r>
+          <w:r>
+            <w:rPr>
+              <w:rtl w:val="0"/>
+            </w:rPr>
+          </w:r>
+        </w:p>
+        <w:p>
+          <w:pPr>
+            <w:tabs>
+              <w:tab w:val="right" w:pos="9025.511811023624"/>
+            </w:tabs>
+            <w:spacing w:before="200" w:line="240" w:lineRule="auto"/>
+            <w:ind w:left="0" w:firstLine="0"/>
+            <w:rPr/>
+          </w:pPr>
+          <w:hyperlink w:anchor="_heading=h.rywap1dyhx3h">
+            <w:r>
+              <w:rPr>
+                <w:b w:val="1"/>
+                <w:rtl w:val="0"/>
+              </w:rPr>
+              <w:t xml:space="preserve">O</w:t>
+            </w:r>
+          </w:hyperlink>
+          <w:r>
+            <w:rPr>
+              <w:b w:val="1"/>
+              <w:rtl w:val="0"/>
+            </w:rPr>
+            <w:tab/>
+          </w:r>
+          <w:r>
+            <w:fldChar w:fldCharType="begin"/>
+            <w:instrText xml:space="preserve"> PAGEREF _heading=h.rywap1dyhx3h \h </w:instrText>
+            <w:fldChar w:fldCharType="separate"/>
+          </w:r>
+          <w:r>
+            <w:rPr>
+              <w:b w:val="1"/>
+              <w:rtl w:val="0"/>
+            </w:rPr>
+            <w:t xml:space="preserve">8</w:t>
+          </w:r>
+          <w:r>
+            <w:fldChar w:fldCharType="end"/>
+          </w:r>
+          <w:r>
+            <w:rPr>
+              <w:rtl w:val="0"/>
+            </w:rPr>
+          </w:r>
+        </w:p>
+        <w:p>
+          <w:pPr>
+            <w:tabs>
+              <w:tab w:val="right" w:pos="9025.511811023624"/>
+            </w:tabs>
+            <w:spacing w:before="200" w:line="240" w:lineRule="auto"/>
+            <w:ind w:left="0" w:firstLine="0"/>
+            <w:rPr/>
+          </w:pPr>
+          <w:hyperlink w:anchor="_heading=h.cfep3z3ap20y">
+            <w:r>
+              <w:rPr>
+                <w:b w:val="1"/>
+                <w:rtl w:val="0"/>
+              </w:rPr>
+              <w:t xml:space="preserve">P</w:t>
+            </w:r>
+          </w:hyperlink>
+          <w:r>
+            <w:rPr>
+              <w:b w:val="1"/>
+              <w:rtl w:val="0"/>
+            </w:rPr>
+            <w:tab/>
+          </w:r>
+          <w:r>
+            <w:fldChar w:fldCharType="begin"/>
+            <w:instrText xml:space="preserve"> PAGEREF _heading=h.cfep3z3ap20y \h </w:instrText>
+            <w:fldChar w:fldCharType="separate"/>
+          </w:r>
+          <w:r>
+            <w:rPr>
+              <w:b w:val="1"/>
+              <w:rtl w:val="0"/>
+            </w:rPr>
+            <w:t xml:space="preserve">8</w:t>
+          </w:r>
+          <w:r>
+            <w:fldChar w:fldCharType="end"/>
+          </w:r>
+          <w:r>
+            <w:rPr>
+              <w:rtl w:val="0"/>
+            </w:rPr>
+          </w:r>
+        </w:p>
+        <w:p>
+          <w:pPr>
+            <w:tabs>
+              <w:tab w:val="right" w:pos="9025.511811023624"/>
+            </w:tabs>
+            <w:spacing w:before="200" w:line="240" w:lineRule="auto"/>
+            <w:ind w:left="0" w:firstLine="0"/>
+            <w:rPr/>
+          </w:pPr>
+          <w:hyperlink w:anchor="_heading=h.94ef2uw5eevc">
+            <w:r>
+              <w:rPr>
+                <w:b w:val="1"/>
+                <w:rtl w:val="0"/>
+              </w:rPr>
+              <w:t xml:space="preserve">Q</w:t>
+            </w:r>
+          </w:hyperlink>
+          <w:r>
+            <w:rPr>
+              <w:b w:val="1"/>
+              <w:rtl w:val="0"/>
+            </w:rPr>
+            <w:tab/>
+          </w:r>
+          <w:r>
+            <w:fldChar w:fldCharType="begin"/>
+            <w:instrText xml:space="preserve"> PAGEREF _heading=h.94ef2uw5eevc \h </w:instrText>
+            <w:fldChar w:fldCharType="separate"/>
+          </w:r>
+          <w:r>
+            <w:rPr>
+              <w:b w:val="1"/>
+              <w:rtl w:val="0"/>
+            </w:rPr>
+            <w:t xml:space="preserve">8</w:t>
+          </w:r>
+          <w:r>
+            <w:fldChar w:fldCharType="end"/>
+          </w:r>
+          <w:r>
+            <w:rPr>
+              <w:rtl w:val="0"/>
+            </w:rPr>
+          </w:r>
+        </w:p>
+        <w:p>
+          <w:pPr>
+            <w:tabs>
+              <w:tab w:val="right" w:pos="9025.511811023624"/>
+            </w:tabs>
+            <w:spacing w:before="200" w:line="240" w:lineRule="auto"/>
+            <w:ind w:left="0" w:firstLine="0"/>
+            <w:rPr/>
+          </w:pPr>
+          <w:hyperlink w:anchor="_heading=h.q7r8nrpvnmia">
+            <w:r>
+              <w:rPr>
+                <w:b w:val="1"/>
+                <w:rtl w:val="0"/>
+              </w:rPr>
+              <w:t xml:space="preserve">R</w:t>
+            </w:r>
+          </w:hyperlink>
+          <w:r>
+            <w:rPr>
+              <w:b w:val="1"/>
+              <w:rtl w:val="0"/>
+            </w:rPr>
+            <w:tab/>
+          </w:r>
+          <w:r>
+            <w:fldChar w:fldCharType="begin"/>
+            <w:instrText xml:space="preserve"> PAGEREF _heading=h.q7r8nrpvnmia \h </w:instrText>
+            <w:fldChar w:fldCharType="separate"/>
+          </w:r>
+          <w:r>
+            <w:rPr>
+              <w:b w:val="1"/>
+              <w:rtl w:val="0"/>
+            </w:rPr>
+            <w:t xml:space="preserve">9</w:t>
+          </w:r>
+          <w:r>
+            <w:fldChar w:fldCharType="end"/>
+          </w:r>
+          <w:r>
+            <w:rPr>
+              <w:rtl w:val="0"/>
+            </w:rPr>
+          </w:r>
+        </w:p>
+        <w:p>
+          <w:pPr>
+            <w:tabs>
+              <w:tab w:val="right" w:pos="9025.511811023624"/>
+            </w:tabs>
+            <w:spacing w:before="200" w:line="240" w:lineRule="auto"/>
+            <w:ind w:left="0" w:firstLine="0"/>
+            <w:rPr/>
+          </w:pPr>
+          <w:hyperlink w:anchor="_heading=h.xhdg4po99hpl">
+            <w:r>
+              <w:rPr>
+                <w:b w:val="1"/>
+                <w:rtl w:val="0"/>
+              </w:rPr>
+              <w:t xml:space="preserve">S</w:t>
+            </w:r>
+          </w:hyperlink>
+          <w:r>
+            <w:rPr>
+              <w:b w:val="1"/>
+              <w:rtl w:val="0"/>
+            </w:rPr>
+            <w:tab/>
+          </w:r>
+          <w:r>
+            <w:fldChar w:fldCharType="begin"/>
+            <w:instrText xml:space="preserve"> PAGEREF _heading=h.xhdg4po99hpl \h </w:instrText>
+            <w:fldChar w:fldCharType="separate"/>
+          </w:r>
+          <w:r>
+            <w:rPr>
+              <w:b w:val="1"/>
+              <w:rtl w:val="0"/>
+            </w:rPr>
+            <w:t xml:space="preserve">9</w:t>
+          </w:r>
+          <w:r>
+            <w:fldChar w:fldCharType="end"/>
+          </w:r>
+          <w:r>
+            <w:rPr>
+              <w:rtl w:val="0"/>
+            </w:rPr>
+          </w:r>
+        </w:p>
+        <w:p>
+          <w:pPr>
+            <w:tabs>
+              <w:tab w:val="right" w:pos="9025.511811023624"/>
+            </w:tabs>
+            <w:spacing w:before="200" w:line="240" w:lineRule="auto"/>
+            <w:ind w:left="0" w:firstLine="0"/>
+            <w:rPr/>
+          </w:pPr>
+          <w:hyperlink w:anchor="_heading=h.vfz5o2qh4b85">
+            <w:r>
+              <w:rPr>
+                <w:b w:val="1"/>
+                <w:rtl w:val="0"/>
+              </w:rPr>
+              <w:t xml:space="preserve">T</w:t>
+            </w:r>
+          </w:hyperlink>
+          <w:r>
+            <w:rPr>
+              <w:b w:val="1"/>
+              <w:rtl w:val="0"/>
+            </w:rPr>
+            <w:tab/>
+          </w:r>
+          <w:r>
+            <w:fldChar w:fldCharType="begin"/>
+            <w:instrText xml:space="preserve"> PAGEREF _heading=h.vfz5o2qh4b85 \h </w:instrText>
+            <w:fldChar w:fldCharType="separate"/>
+          </w:r>
+          <w:r>
+            <w:rPr>
+              <w:b w:val="1"/>
+              <w:rtl w:val="0"/>
+            </w:rPr>
+            <w:t xml:space="preserve">10</w:t>
+          </w:r>
+          <w:r>
+            <w:fldChar w:fldCharType="end"/>
+          </w:r>
+          <w:r>
+            <w:rPr>
+              <w:rtl w:val="0"/>
+            </w:rPr>
+          </w:r>
+        </w:p>
+        <w:p>
+          <w:pPr>
+            <w:tabs>
+              <w:tab w:val="right" w:pos="9025.511811023624"/>
+            </w:tabs>
+            <w:spacing w:before="200" w:line="240" w:lineRule="auto"/>
+            <w:ind w:left="0" w:firstLine="0"/>
+            <w:rPr/>
+          </w:pPr>
+          <w:hyperlink w:anchor="_heading=h.j7wx9x8lp11c">
+            <w:r>
+              <w:rPr>
+                <w:b w:val="1"/>
+                <w:rtl w:val="0"/>
+              </w:rPr>
+              <w:t xml:space="preserve">U</w:t>
+            </w:r>
+          </w:hyperlink>
+          <w:r>
+            <w:rPr>
+              <w:b w:val="1"/>
+              <w:rtl w:val="0"/>
+            </w:rPr>
+            <w:tab/>
+          </w:r>
+          <w:r>
+            <w:fldChar w:fldCharType="begin"/>
+            <w:instrText xml:space="preserve"> PAGEREF _heading=h.j7wx9x8lp11c \h </w:instrText>
+            <w:fldChar w:fldCharType="separate"/>
+          </w:r>
+          <w:r>
+            <w:rPr>
+              <w:b w:val="1"/>
+              <w:rtl w:val="0"/>
+            </w:rPr>
+            <w:t xml:space="preserve">11</w:t>
+          </w:r>
+          <w:r>
+            <w:fldChar w:fldCharType="end"/>
+          </w:r>
+          <w:r>
+            <w:rPr>
+              <w:rtl w:val="0"/>
+            </w:rPr>
+          </w:r>
+        </w:p>
+        <w:p>
+          <w:pPr>
+            <w:tabs>
+              <w:tab w:val="right" w:pos="9025.511811023624"/>
+            </w:tabs>
+            <w:spacing w:before="200" w:line="240" w:lineRule="auto"/>
+            <w:ind w:left="0" w:firstLine="0"/>
+            <w:rPr/>
+          </w:pPr>
+          <w:hyperlink w:anchor="_heading=h.z9uf1ek4mlbp">
+            <w:r>
+              <w:rPr>
+                <w:b w:val="1"/>
+                <w:rtl w:val="0"/>
+              </w:rPr>
+              <w:t xml:space="preserve">V</w:t>
+            </w:r>
+          </w:hyperlink>
+          <w:r>
+            <w:rPr>
+              <w:b w:val="1"/>
+              <w:rtl w:val="0"/>
+            </w:rPr>
+            <w:tab/>
+          </w:r>
+          <w:r>
+            <w:fldChar w:fldCharType="begin"/>
+            <w:instrText xml:space="preserve"> PAGEREF _heading=h.z9uf1ek4mlbp \h </w:instrText>
+            <w:fldChar w:fldCharType="separate"/>
+          </w:r>
+          <w:r>
+            <w:rPr>
+              <w:b w:val="1"/>
+              <w:rtl w:val="0"/>
+            </w:rPr>
+            <w:t xml:space="preserve">11</w:t>
+          </w:r>
+          <w:r>
+            <w:fldChar w:fldCharType="end"/>
+          </w:r>
+          <w:r>
+            <w:rPr>
+              <w:rtl w:val="0"/>
+            </w:rPr>
+          </w:r>
+        </w:p>
+        <w:p>
+          <w:pPr>
+            <w:tabs>
+              <w:tab w:val="right" w:pos="9025.511811023624"/>
+            </w:tabs>
+            <w:spacing w:before="200" w:line="240" w:lineRule="auto"/>
+            <w:ind w:left="0" w:firstLine="0"/>
+            <w:rPr/>
+          </w:pPr>
+          <w:hyperlink w:anchor="_heading=h.d7omphel29yk">
+            <w:r>
+              <w:rPr>
+                <w:b w:val="1"/>
+                <w:rtl w:val="0"/>
+              </w:rPr>
+              <w:t xml:space="preserve">W</w:t>
+            </w:r>
+          </w:hyperlink>
+          <w:r>
+            <w:rPr>
+              <w:b w:val="1"/>
+              <w:rtl w:val="0"/>
+            </w:rPr>
+            <w:tab/>
+          </w:r>
+          <w:r>
+            <w:fldChar w:fldCharType="begin"/>
+            <w:instrText xml:space="preserve"> PAGEREF _heading=h.d7omphel29yk \h </w:instrText>
+            <w:fldChar w:fldCharType="separate"/>
+          </w:r>
+          <w:r>
+            <w:rPr>
+              <w:b w:val="1"/>
+              <w:rtl w:val="0"/>
+            </w:rPr>
+            <w:t xml:space="preserve">11</w:t>
+          </w:r>
+          <w:r>
+            <w:fldChar w:fldCharType="end"/>
+          </w:r>
+          <w:r>
+            <w:rPr>
+              <w:rtl w:val="0"/>
+            </w:rPr>
+          </w:r>
+        </w:p>
+        <w:p>
+          <w:pPr>
+            <w:tabs>
+              <w:tab w:val="right" w:pos="9025.511811023624"/>
+            </w:tabs>
+            <w:spacing w:before="200" w:line="240" w:lineRule="auto"/>
+            <w:ind w:left="0" w:firstLine="0"/>
+            <w:rPr/>
+          </w:pPr>
+          <w:hyperlink w:anchor="_heading=h.raz4gnk7qb3c">
+            <w:r>
+              <w:rPr>
+                <w:b w:val="1"/>
+                <w:rtl w:val="0"/>
+              </w:rPr>
+              <w:t xml:space="preserve">X</w:t>
+            </w:r>
+          </w:hyperlink>
+          <w:r>
+            <w:rPr>
+              <w:b w:val="1"/>
+              <w:rtl w:val="0"/>
+            </w:rPr>
+            <w:tab/>
+          </w:r>
+          <w:r>
+            <w:fldChar w:fldCharType="begin"/>
+            <w:instrText xml:space="preserve"> PAGEREF _heading=h.raz4gnk7qb3c \h </w:instrText>
+            <w:fldChar w:fldCharType="separate"/>
+          </w:r>
+          <w:r>
+            <w:rPr>
+              <w:b w:val="1"/>
+              <w:rtl w:val="0"/>
+            </w:rPr>
+            <w:t xml:space="preserve">12</w:t>
+          </w:r>
+          <w:r>
+            <w:fldChar w:fldCharType="end"/>
+          </w:r>
+          <w:r>
+            <w:rPr>
+              <w:rtl w:val="0"/>
+            </w:rPr>
+          </w:r>
+        </w:p>
+        <w:p>
+          <w:pPr>
+            <w:tabs>
+              <w:tab w:val="right" w:pos="9025.511811023624"/>
+            </w:tabs>
+            <w:spacing w:before="200" w:line="240" w:lineRule="auto"/>
+            <w:ind w:left="0" w:firstLine="0"/>
+            <w:rPr/>
+          </w:pPr>
+          <w:hyperlink w:anchor="_heading=h.n5z2xkyvg9ok">
+            <w:r>
+              <w:rPr>
+                <w:b w:val="1"/>
+                <w:rtl w:val="0"/>
+              </w:rPr>
+              <w:t xml:space="preserve">Y</w:t>
+            </w:r>
+          </w:hyperlink>
+          <w:r>
+            <w:rPr>
+              <w:b w:val="1"/>
+              <w:rtl w:val="0"/>
+            </w:rPr>
+            <w:tab/>
+          </w:r>
+          <w:r>
+            <w:fldChar w:fldCharType="begin"/>
+            <w:instrText xml:space="preserve"> PAGEREF _heading=h.n5z2xkyvg9ok \h </w:instrText>
+            <w:fldChar w:fldCharType="separate"/>
+          </w:r>
+          <w:r>
+            <w:rPr>
+              <w:b w:val="1"/>
+              <w:rtl w:val="0"/>
+            </w:rPr>
+            <w:t xml:space="preserve">12</w:t>
+          </w:r>
+          <w:r>
+            <w:fldChar w:fldCharType="end"/>
+          </w:r>
+          <w:r>
+            <w:rPr>
+              <w:rtl w:val="0"/>
+            </w:rPr>
+          </w:r>
+        </w:p>
+        <w:p>
+          <w:pPr>
+            <w:tabs>
+              <w:tab w:val="right" w:pos="9025.511811023624"/>
+            </w:tabs>
+            <w:spacing w:after="80" w:before="200" w:line="240" w:lineRule="auto"/>
+            <w:ind w:left="0" w:firstLine="0"/>
+            <w:rPr/>
+          </w:pPr>
+          <w:hyperlink w:anchor="_heading=h.dmwsict6wzgi">
+            <w:r>
+              <w:rPr>
+                <w:b w:val="1"/>
+                <w:rtl w:val="0"/>
+              </w:rPr>
+              <w:t xml:space="preserve">Z</w:t>
+            </w:r>
+          </w:hyperlink>
+          <w:r>
+            <w:rPr>
+              <w:b w:val="1"/>
+              <w:rtl w:val="0"/>
+            </w:rPr>
+            <w:tab/>
+          </w:r>
+          <w:r>
+            <w:fldChar w:fldCharType="begin"/>
+            <w:instrText xml:space="preserve"> PAGEREF _heading=h.dmwsict6wzgi \h </w:instrText>
+            <w:fldChar w:fldCharType="separate"/>
+          </w:r>
+          <w:r>
+            <w:rPr>
+              <w:b w:val="1"/>
+              <w:rtl w:val="0"/>
+            </w:rPr>
+            <w:t xml:space="preserve">12</w:t>
+          </w:r>
+          <w:r>
+            <w:fldChar w:fldCharType="end"/>
+          </w:r>
+          <w:r>
+            <w:rPr>
+              <w:rtl w:val="0"/>
+            </w:rPr>
+          </w:r>
+          <w:r>
+            <w:fldChar w:fldCharType="end"/>
+          </w:r>
+        </w:p>
+      </w:sdtContent>
+    </w:sdt>
+    <w:p>
+      <w:pPr>
+        <w:rPr>
+          <w:sz w:val="32"/>
+          <w:szCs w:val="32"/>
+        </w:rPr>
+      </w:pPr>
+      <w:r>
+        <w:rPr>
+          <w:rtl w:val="0"/>
+        </w:rPr>
+      </w:r>
+    </w:p>
+    <w:p>
+      <w:pPr>
+        <w:spacing w:line="240" w:lineRule="auto"/>
+        <w:rPr>
+          <w:sz w:val="32"/>
+          <w:szCs w:val="32"/>
+        </w:rPr>
+      </w:pPr>
+      <w:r>
+        <w:br w:type="page"/>
+      </w:r>
+      <w:r>
+        <w:rPr>
+          <w:rtl w:val="0"/>
+        </w:rPr>
+      </w:r>
+    </w:p>
+    <w:p>
+      <w:pPr>
+        <w:spacing w:line="240" w:lineRule="auto"/>
+        <w:rPr>
+          <w:sz w:val="32"/>
+          <w:szCs w:val="32"/>
+        </w:rPr>
+      </w:pPr>
+      <w:r>
+        <w:rPr>
+          <w:sz w:val="32"/>
+          <w:szCs w:val="32"/>
+          <w:rtl w:val="0"/>
+        </w:rPr>
         <w:t xml:space="preserve">1</w:t>
         <w:tab/>
         <w:t xml:space="preserve">Introduzione e struttura</w:t>
@@ -1960,16 +3221,14 @@
     </w:p>
     <w:p>
       <w:pPr>
+        <w:pStyle w:val="Heading1"/>
         <w:spacing w:line="240" w:lineRule="auto"/>
-        <w:rPr>
-          <w:sz w:val="32"/>
-          <w:szCs w:val="32"/>
-        </w:rPr>
-      </w:pPr>
-      <w:r>
-        <w:rPr>
-          <w:sz w:val="32"/>
-          <w:szCs w:val="32"/>
+        <w:rPr/>
+      </w:pPr>
+      <w:bookmarkStart w:colFirst="0" w:colLast="0" w:name="_heading=h.amid6jgk22ld" w:id="1"/>
+      <w:bookmarkEnd w:id="1"/>
+      <w:r>
+        <w:rPr>
           <w:rtl w:val="0"/>
         </w:rPr>
         <w:t xml:space="preserve">A</w:t>
@@ -2141,16 +3400,14 @@
     </w:p>
     <w:p>
       <w:pPr>
+        <w:pStyle w:val="Heading1"/>
         <w:spacing w:line="240" w:lineRule="auto"/>
-        <w:rPr>
-          <w:sz w:val="32"/>
-          <w:szCs w:val="32"/>
-        </w:rPr>
-      </w:pPr>
-      <w:r>
-        <w:rPr>
-          <w:sz w:val="32"/>
-          <w:szCs w:val="32"/>
+        <w:rPr/>
+      </w:pPr>
+      <w:bookmarkStart w:colFirst="0" w:colLast="0" w:name="_heading=h.c3od15n9i0f5" w:id="2"/>
+      <w:bookmarkEnd w:id="2"/>
+      <w:r>
+        <w:rPr>
           <w:rtl w:val="0"/>
         </w:rPr>
         <w:t xml:space="preserve">B</w:t>
@@ -2270,6 +3527,19 @@
     <w:p>
       <w:pPr>
         <w:rPr>
+          <w:sz w:val="28"/>
+          <w:szCs w:val="28"/>
+        </w:rPr>
+      </w:pPr>
+      <w:r>
+        <w:rPr>
+          <w:rtl w:val="0"/>
+        </w:rPr>
+      </w:r>
+    </w:p>
+    <w:p>
+      <w:pPr>
+        <w:rPr>
           <w:sz w:val="20"/>
           <w:szCs w:val="20"/>
         </w:rPr>
@@ -2359,16 +3629,14 @@
     </w:p>
     <w:p>
       <w:pPr>
+        <w:pStyle w:val="Heading1"/>
         <w:spacing w:line="240" w:lineRule="auto"/>
-        <w:rPr>
-          <w:sz w:val="32"/>
-          <w:szCs w:val="32"/>
-        </w:rPr>
-      </w:pPr>
-      <w:r>
-        <w:rPr>
-          <w:sz w:val="32"/>
-          <w:szCs w:val="32"/>
+        <w:rPr/>
+      </w:pPr>
+      <w:bookmarkStart w:colFirst="0" w:colLast="0" w:name="_heading=h.vjkvl6gixeny" w:id="3"/>
+      <w:bookmarkEnd w:id="3"/>
+      <w:r>
+        <w:rPr>
           <w:rtl w:val="0"/>
         </w:rPr>
         <w:t xml:space="preserve">C</w:t>
@@ -2666,8 +3934,34 @@
       </w:pPr>
       <w:r>
         <w:rPr>
+          <w:rtl w:val="0"/>
+        </w:rPr>
+      </w:r>
+    </w:p>
+    <w:p>
+      <w:pPr>
+        <w:spacing w:line="240" w:lineRule="auto"/>
+        <w:rPr>
           <w:sz w:val="32"/>
           <w:szCs w:val="32"/>
+        </w:rPr>
+      </w:pPr>
+      <w:r>
+        <w:rPr>
+          <w:rtl w:val="0"/>
+        </w:rPr>
+      </w:r>
+    </w:p>
+    <w:p>
+      <w:pPr>
+        <w:pStyle w:val="Heading1"/>
+        <w:spacing w:line="240" w:lineRule="auto"/>
+        <w:rPr/>
+      </w:pPr>
+      <w:bookmarkStart w:colFirst="0" w:colLast="0" w:name="_heading=h.z6phbndd0ot7" w:id="4"/>
+      <w:bookmarkEnd w:id="4"/>
+      <w:r>
+        <w:rPr>
           <w:rtl w:val="0"/>
         </w:rPr>
         <w:t xml:space="preserve">D</w:t>
@@ -2715,33 +4009,14 @@
     </w:p>
     <w:p>
       <w:pPr>
+        <w:pStyle w:val="Heading1"/>
         <w:spacing w:line="240" w:lineRule="auto"/>
-        <w:rPr>
-          <w:sz w:val="32"/>
-          <w:szCs w:val="32"/>
-        </w:rPr>
-      </w:pPr>
-      <w:r>
-        <w:br w:type="page"/>
-      </w:r>
-      <w:r>
-        <w:rPr>
-          <w:rtl w:val="0"/>
-        </w:rPr>
-      </w:r>
-    </w:p>
-    <w:p>
-      <w:pPr>
-        <w:spacing w:line="240" w:lineRule="auto"/>
-        <w:rPr>
-          <w:sz w:val="32"/>
-          <w:szCs w:val="32"/>
-        </w:rPr>
-      </w:pPr>
-      <w:r>
-        <w:rPr>
-          <w:sz w:val="32"/>
-          <w:szCs w:val="32"/>
+        <w:rPr/>
+      </w:pPr>
+      <w:bookmarkStart w:colFirst="0" w:colLast="0" w:name="_heading=h.ljbk3hcajast" w:id="5"/>
+      <w:bookmarkEnd w:id="5"/>
+      <w:r>
+        <w:rPr>
           <w:rtl w:val="0"/>
         </w:rPr>
         <w:t xml:space="preserve">E</w:t>
@@ -2829,16 +4104,14 @@
     </w:p>
     <w:p>
       <w:pPr>
+        <w:pStyle w:val="Heading1"/>
         <w:spacing w:line="240" w:lineRule="auto"/>
-        <w:rPr>
-          <w:sz w:val="32"/>
-          <w:szCs w:val="32"/>
-        </w:rPr>
-      </w:pPr>
-      <w:r>
-        <w:rPr>
-          <w:sz w:val="32"/>
-          <w:szCs w:val="32"/>
+        <w:rPr/>
+      </w:pPr>
+      <w:bookmarkStart w:colFirst="0" w:colLast="0" w:name="_heading=h.3uzvbgtcwrnc" w:id="6"/>
+      <w:bookmarkEnd w:id="6"/>
+      <w:r>
+        <w:rPr>
           <w:rtl w:val="0"/>
         </w:rPr>
         <w:t xml:space="preserve">F</w:t>
@@ -2886,16 +4159,14 @@
     </w:p>
     <w:p>
       <w:pPr>
+        <w:pStyle w:val="Heading1"/>
         <w:spacing w:line="240" w:lineRule="auto"/>
-        <w:rPr>
-          <w:sz w:val="32"/>
-          <w:szCs w:val="32"/>
-        </w:rPr>
-      </w:pPr>
-      <w:r>
-        <w:rPr>
-          <w:sz w:val="32"/>
-          <w:szCs w:val="32"/>
+        <w:rPr/>
+      </w:pPr>
+      <w:bookmarkStart w:colFirst="0" w:colLast="0" w:name="_heading=h.q759okfg4aw9" w:id="7"/>
+      <w:bookmarkEnd w:id="7"/>
+      <w:r>
+        <w:rPr>
           <w:rtl w:val="0"/>
         </w:rPr>
         <w:t xml:space="preserve">G</w:t>
@@ -3073,16 +4344,14 @@
     </w:p>
     <w:p>
       <w:pPr>
+        <w:pStyle w:val="Heading1"/>
         <w:spacing w:line="240" w:lineRule="auto"/>
-        <w:rPr>
-          <w:sz w:val="32"/>
-          <w:szCs w:val="32"/>
-        </w:rPr>
-      </w:pPr>
-      <w:r>
-        <w:rPr>
-          <w:sz w:val="32"/>
-          <w:szCs w:val="32"/>
+        <w:rPr/>
+      </w:pPr>
+      <w:bookmarkStart w:colFirst="0" w:colLast="0" w:name="_heading=h.2j5g9r7wstpz" w:id="8"/>
+      <w:bookmarkEnd w:id="8"/>
+      <w:r>
+        <w:rPr>
           <w:rtl w:val="0"/>
         </w:rPr>
         <w:t xml:space="preserve">H</w:t>
@@ -3090,16 +4359,14 @@
     </w:p>
     <w:p>
       <w:pPr>
+        <w:pStyle w:val="Heading1"/>
         <w:spacing w:line="240" w:lineRule="auto"/>
-        <w:rPr>
-          <w:sz w:val="32"/>
-          <w:szCs w:val="32"/>
-        </w:rPr>
-      </w:pPr>
-      <w:r>
-        <w:rPr>
-          <w:sz w:val="32"/>
-          <w:szCs w:val="32"/>
+        <w:rPr/>
+      </w:pPr>
+      <w:bookmarkStart w:colFirst="0" w:colLast="0" w:name="_heading=h.xrjtwvrdeauv" w:id="9"/>
+      <w:bookmarkEnd w:id="9"/>
+      <w:r>
+        <w:rPr>
           <w:rtl w:val="0"/>
         </w:rPr>
         <w:t xml:space="preserve">I</w:t>
@@ -3187,19 +4454,6 @@
         </w:rPr>
         <w:t xml:space="preserve"> sul sistema operativo Mac OS X per computer desktop e portatili. Il kit per sviluppatori iOS fornisce strumenti che consentono lo sviluppo di app per iOS.</w:t>
       </w:r>
-      <w:r>
-        <w:rPr>
-          <w:rtl w:val="0"/>
-        </w:rPr>
-      </w:r>
-    </w:p>
-    <w:p>
-      <w:pPr>
-        <w:rPr>
-          <w:sz w:val="28"/>
-          <w:szCs w:val="28"/>
-        </w:rPr>
-      </w:pPr>
       <w:r>
         <w:rPr>
           <w:rtl w:val="0"/>
@@ -3320,16 +4574,14 @@
     </w:p>
     <w:p>
       <w:pPr>
+        <w:pStyle w:val="Heading1"/>
         <w:spacing w:line="240" w:lineRule="auto"/>
-        <w:rPr>
-          <w:sz w:val="32"/>
-          <w:szCs w:val="32"/>
-        </w:rPr>
-      </w:pPr>
-      <w:r>
-        <w:rPr>
-          <w:sz w:val="32"/>
-          <w:szCs w:val="32"/>
+        <w:rPr/>
+      </w:pPr>
+      <w:bookmarkStart w:colFirst="0" w:colLast="0" w:name="_heading=h.573b5or53hoq" w:id="10"/>
+      <w:bookmarkEnd w:id="10"/>
+      <w:r>
+        <w:rPr>
           <w:rtl w:val="0"/>
         </w:rPr>
         <w:t xml:space="preserve">J</w:t>
@@ -3382,16 +4634,14 @@
     </w:p>
     <w:p>
       <w:pPr>
+        <w:pStyle w:val="Heading1"/>
         <w:spacing w:line="240" w:lineRule="auto"/>
-        <w:rPr>
-          <w:sz w:val="32"/>
-          <w:szCs w:val="32"/>
-        </w:rPr>
-      </w:pPr>
-      <w:r>
-        <w:rPr>
-          <w:sz w:val="32"/>
-          <w:szCs w:val="32"/>
+        <w:rPr/>
+      </w:pPr>
+      <w:bookmarkStart w:colFirst="0" w:colLast="0" w:name="_heading=h.26eenggkiure" w:id="11"/>
+      <w:bookmarkEnd w:id="11"/>
+      <w:r>
+        <w:rPr>
           <w:rtl w:val="0"/>
         </w:rPr>
         <w:t xml:space="preserve">K</w:t>
@@ -3399,16 +4649,14 @@
     </w:p>
     <w:p>
       <w:pPr>
+        <w:pStyle w:val="Heading1"/>
         <w:spacing w:line="240" w:lineRule="auto"/>
-        <w:rPr>
-          <w:sz w:val="32"/>
-          <w:szCs w:val="32"/>
-        </w:rPr>
-      </w:pPr>
-      <w:r>
-        <w:rPr>
-          <w:sz w:val="32"/>
-          <w:szCs w:val="32"/>
+        <w:rPr/>
+      </w:pPr>
+      <w:bookmarkStart w:colFirst="0" w:colLast="0" w:name="_heading=h.dqdyltk3noil" w:id="12"/>
+      <w:bookmarkEnd w:id="12"/>
+      <w:r>
+        <w:rPr>
           <w:rtl w:val="0"/>
         </w:rPr>
         <w:t xml:space="preserve">L</w:t>
@@ -3416,16 +4664,14 @@
     </w:p>
     <w:p>
       <w:pPr>
+        <w:pStyle w:val="Heading1"/>
         <w:spacing w:line="240" w:lineRule="auto"/>
-        <w:rPr>
-          <w:sz w:val="32"/>
-          <w:szCs w:val="32"/>
-        </w:rPr>
-      </w:pPr>
-      <w:r>
-        <w:rPr>
-          <w:sz w:val="32"/>
-          <w:szCs w:val="32"/>
+        <w:rPr/>
+      </w:pPr>
+      <w:bookmarkStart w:colFirst="0" w:colLast="0" w:name="_heading=h.qvnplk78jupp" w:id="13"/>
+      <w:bookmarkEnd w:id="13"/>
+      <w:r>
+        <w:rPr>
           <w:rtl w:val="0"/>
         </w:rPr>
         <w:t xml:space="preserve">M</w:t>
@@ -3769,16 +5015,14 @@
     </w:p>
     <w:p>
       <w:pPr>
+        <w:pStyle w:val="Heading1"/>
         <w:spacing w:line="240" w:lineRule="auto"/>
-        <w:rPr>
-          <w:sz w:val="32"/>
-          <w:szCs w:val="32"/>
-        </w:rPr>
-      </w:pPr>
-      <w:r>
-        <w:rPr>
-          <w:sz w:val="32"/>
-          <w:szCs w:val="32"/>
+        <w:rPr/>
+      </w:pPr>
+      <w:bookmarkStart w:colFirst="0" w:colLast="0" w:name="_heading=h.tghf84p1fmv" w:id="14"/>
+      <w:bookmarkEnd w:id="14"/>
+      <w:r>
+        <w:rPr>
           <w:rtl w:val="0"/>
         </w:rPr>
         <w:t xml:space="preserve">N</w:t>
@@ -3786,16 +5030,14 @@
     </w:p>
     <w:p>
       <w:pPr>
+        <w:pStyle w:val="Heading1"/>
         <w:spacing w:line="240" w:lineRule="auto"/>
-        <w:rPr>
-          <w:sz w:val="32"/>
-          <w:szCs w:val="32"/>
-        </w:rPr>
-      </w:pPr>
-      <w:r>
-        <w:rPr>
-          <w:sz w:val="32"/>
-          <w:szCs w:val="32"/>
+        <w:rPr/>
+      </w:pPr>
+      <w:bookmarkStart w:colFirst="0" w:colLast="0" w:name="_heading=h.rywap1dyhx3h" w:id="15"/>
+      <w:bookmarkEnd w:id="15"/>
+      <w:r>
+        <w:rPr>
           <w:rtl w:val="0"/>
         </w:rPr>
         <w:t xml:space="preserve">O</w:t>
@@ -3803,16 +5045,14 @@
     </w:p>
     <w:p>
       <w:pPr>
+        <w:pStyle w:val="Heading1"/>
         <w:spacing w:line="240" w:lineRule="auto"/>
-        <w:rPr>
-          <w:sz w:val="32"/>
-          <w:szCs w:val="32"/>
-        </w:rPr>
-      </w:pPr>
-      <w:r>
-        <w:rPr>
-          <w:sz w:val="32"/>
-          <w:szCs w:val="32"/>
+        <w:rPr/>
+      </w:pPr>
+      <w:bookmarkStart w:colFirst="0" w:colLast="0" w:name="_heading=h.cfep3z3ap20y" w:id="16"/>
+      <w:bookmarkEnd w:id="16"/>
+      <w:r>
+        <w:rPr>
           <w:rtl w:val="0"/>
         </w:rPr>
         <w:t xml:space="preserve">P</w:t>
@@ -3959,32 +5199,6 @@
       </w:pPr>
       <w:r>
         <w:rPr>
-          <w:rtl w:val="0"/>
-        </w:rPr>
-      </w:r>
-    </w:p>
-    <w:p>
-      <w:pPr>
-        <w:rPr>
-          <w:sz w:val="28"/>
-          <w:szCs w:val="28"/>
-        </w:rPr>
-      </w:pPr>
-      <w:r>
-        <w:rPr>
-          <w:rtl w:val="0"/>
-        </w:rPr>
-      </w:r>
-    </w:p>
-    <w:p>
-      <w:pPr>
-        <w:rPr>
-          <w:sz w:val="28"/>
-          <w:szCs w:val="28"/>
-        </w:rPr>
-      </w:pPr>
-      <w:r>
-        <w:rPr>
           <w:sz w:val="28"/>
           <w:szCs w:val="28"/>
           <w:rtl w:val="0"/>
@@ -4058,16 +5272,14 @@
     </w:p>
     <w:p>
       <w:pPr>
+        <w:pStyle w:val="Heading1"/>
         <w:spacing w:line="240" w:lineRule="auto"/>
-        <w:rPr>
-          <w:sz w:val="32"/>
-          <w:szCs w:val="32"/>
-        </w:rPr>
-      </w:pPr>
-      <w:r>
-        <w:rPr>
-          <w:sz w:val="32"/>
-          <w:szCs w:val="32"/>
+        <w:rPr/>
+      </w:pPr>
+      <w:bookmarkStart w:colFirst="0" w:colLast="0" w:name="_heading=h.94ef2uw5eevc" w:id="17"/>
+      <w:bookmarkEnd w:id="17"/>
+      <w:r>
+        <w:rPr>
           <w:rtl w:val="0"/>
         </w:rPr>
         <w:t xml:space="preserve">Q</w:t>
@@ -4115,16 +5327,28 @@
     </w:p>
     <w:p>
       <w:pPr>
+        <w:pStyle w:val="Heading1"/>
         <w:spacing w:line="240" w:lineRule="auto"/>
-        <w:rPr>
-          <w:sz w:val="32"/>
-          <w:szCs w:val="32"/>
-        </w:rPr>
-      </w:pPr>
-      <w:r>
-        <w:rPr>
-          <w:sz w:val="32"/>
-          <w:szCs w:val="32"/>
+        <w:rPr/>
+      </w:pPr>
+      <w:bookmarkStart w:colFirst="0" w:colLast="0" w:name="_heading=h.la12jqs8ddza" w:id="18"/>
+      <w:bookmarkEnd w:id="18"/>
+      <w:r>
+        <w:rPr>
+          <w:rtl w:val="0"/>
+        </w:rPr>
+      </w:r>
+    </w:p>
+    <w:p>
+      <w:pPr>
+        <w:pStyle w:val="Heading1"/>
+        <w:spacing w:line="240" w:lineRule="auto"/>
+        <w:rPr/>
+      </w:pPr>
+      <w:bookmarkStart w:colFirst="0" w:colLast="0" w:name="_heading=h.q7r8nrpvnmia" w:id="19"/>
+      <w:bookmarkEnd w:id="19"/>
+      <w:r>
+        <w:rPr>
           <w:rtl w:val="0"/>
         </w:rPr>
         <w:t xml:space="preserve">R</w:t>
@@ -4304,16 +5528,14 @@
     </w:p>
     <w:p>
       <w:pPr>
+        <w:pStyle w:val="Heading1"/>
         <w:spacing w:line="240" w:lineRule="auto"/>
-        <w:rPr>
-          <w:sz w:val="32"/>
-          <w:szCs w:val="32"/>
-        </w:rPr>
-      </w:pPr>
-      <w:r>
-        <w:rPr>
-          <w:sz w:val="32"/>
-          <w:szCs w:val="32"/>
+        <w:rPr/>
+      </w:pPr>
+      <w:bookmarkStart w:colFirst="0" w:colLast="0" w:name="_heading=h.xhdg4po99hpl" w:id="20"/>
+      <w:bookmarkEnd w:id="20"/>
+      <w:r>
+        <w:rPr>
           <w:rtl w:val="0"/>
         </w:rPr>
         <w:t xml:space="preserve">S</w:t>
@@ -4607,16 +5829,14 @@
     </w:p>
     <w:p>
       <w:pPr>
+        <w:pStyle w:val="Heading1"/>
         <w:spacing w:line="240" w:lineRule="auto"/>
-        <w:rPr>
-          <w:sz w:val="32"/>
-          <w:szCs w:val="32"/>
-        </w:rPr>
-      </w:pPr>
-      <w:r>
-        <w:rPr>
-          <w:sz w:val="32"/>
-          <w:szCs w:val="32"/>
+        <w:rPr/>
+      </w:pPr>
+      <w:bookmarkStart w:colFirst="0" w:colLast="0" w:name="_heading=h.vfz5o2qh4b85" w:id="21"/>
+      <w:bookmarkEnd w:id="21"/>
+      <w:r>
+        <w:rPr>
           <w:rtl w:val="0"/>
         </w:rPr>
         <w:t xml:space="preserve">T</w:t>
@@ -4704,16 +5924,14 @@
     </w:p>
     <w:p>
       <w:pPr>
+        <w:pStyle w:val="Heading1"/>
         <w:spacing w:line="240" w:lineRule="auto"/>
-        <w:rPr>
-          <w:sz w:val="32"/>
-          <w:szCs w:val="32"/>
-        </w:rPr>
-      </w:pPr>
-      <w:r>
-        <w:rPr>
-          <w:sz w:val="32"/>
-          <w:szCs w:val="32"/>
+        <w:rPr/>
+      </w:pPr>
+      <w:bookmarkStart w:colFirst="0" w:colLast="0" w:name="_heading=h.j7wx9x8lp11c" w:id="22"/>
+      <w:bookmarkEnd w:id="22"/>
+      <w:r>
+        <w:rPr>
           <w:rtl w:val="0"/>
         </w:rPr>
         <w:t xml:space="preserve">U</w:t>
@@ -4766,16 +5984,13 @@
     </w:p>
     <w:p>
       <w:pPr>
-        <w:ind w:left="0" w:firstLine="0"/>
-        <w:rPr>
-          <w:sz w:val="32"/>
-          <w:szCs w:val="32"/>
-        </w:rPr>
-      </w:pPr>
-      <w:r>
-        <w:rPr>
-          <w:sz w:val="32"/>
-          <w:szCs w:val="32"/>
+        <w:pStyle w:val="Heading1"/>
+        <w:rPr/>
+      </w:pPr>
+      <w:bookmarkStart w:colFirst="0" w:colLast="0" w:name="_heading=h.z9uf1ek4mlbp" w:id="23"/>
+      <w:bookmarkEnd w:id="23"/>
+      <w:r>
+        <w:rPr>
           <w:rtl w:val="0"/>
         </w:rPr>
         <w:t xml:space="preserve">V</w:t>
@@ -4913,16 +6128,14 @@
     </w:p>
     <w:p>
       <w:pPr>
+        <w:pStyle w:val="Heading1"/>
         <w:spacing w:line="240" w:lineRule="auto"/>
-        <w:rPr>
-          <w:sz w:val="32"/>
-          <w:szCs w:val="32"/>
-        </w:rPr>
-      </w:pPr>
-      <w:r>
-        <w:rPr>
-          <w:sz w:val="32"/>
-          <w:szCs w:val="32"/>
+        <w:rPr/>
+      </w:pPr>
+      <w:bookmarkStart w:colFirst="0" w:colLast="0" w:name="_heading=h.d7omphel29yk" w:id="24"/>
+      <w:bookmarkEnd w:id="24"/>
+      <w:r>
+        <w:rPr>
           <w:rtl w:val="0"/>
         </w:rPr>
         <w:t xml:space="preserve">W</w:t>
@@ -5073,55 +6286,47 @@
     </w:p>
     <w:p>
       <w:pPr>
-        <w:spacing w:line="240" w:lineRule="auto"/>
-        <w:rPr>
-          <w:sz w:val="32"/>
-          <w:szCs w:val="32"/>
-        </w:rPr>
-      </w:pPr>
-      <w:r>
-        <w:rPr>
-          <w:sz w:val="32"/>
-          <w:szCs w:val="32"/>
-          <w:rtl w:val="0"/>
-        </w:rPr>
-        <w:t xml:space="preserve">X</w:t>
-      </w:r>
-    </w:p>
-    <w:p>
-      <w:pPr>
-        <w:spacing w:line="240" w:lineRule="auto"/>
-        <w:rPr>
-          <w:sz w:val="32"/>
-          <w:szCs w:val="32"/>
-        </w:rPr>
-      </w:pPr>
-      <w:r>
-        <w:rPr>
-          <w:sz w:val="32"/>
-          <w:szCs w:val="32"/>
-          <w:rtl w:val="0"/>
-        </w:rPr>
-        <w:t xml:space="preserve">Y</w:t>
-      </w:r>
-    </w:p>
-    <w:p>
-      <w:pPr>
+        <w:pStyle w:val="Heading1"/>
         <w:spacing w:line="240" w:lineRule="auto"/>
         <w:rPr/>
       </w:pPr>
-      <w:r>
-        <w:rPr>
-          <w:sz w:val="32"/>
-          <w:szCs w:val="32"/>
+      <w:bookmarkStart w:colFirst="0" w:colLast="0" w:name="_heading=h.raz4gnk7qb3c" w:id="25"/>
+      <w:bookmarkEnd w:id="25"/>
+      <w:r>
+        <w:rPr>
+          <w:rtl w:val="0"/>
+        </w:rPr>
+        <w:t xml:space="preserve">X</w:t>
+      </w:r>
+    </w:p>
+    <w:p>
+      <w:pPr>
+        <w:pStyle w:val="Heading1"/>
+        <w:spacing w:line="240" w:lineRule="auto"/>
+        <w:rPr/>
+      </w:pPr>
+      <w:bookmarkStart w:colFirst="0" w:colLast="0" w:name="_heading=h.n5z2xkyvg9ok" w:id="26"/>
+      <w:bookmarkEnd w:id="26"/>
+      <w:r>
+        <w:rPr>
+          <w:rtl w:val="0"/>
+        </w:rPr>
+        <w:t xml:space="preserve">Y</w:t>
+      </w:r>
+    </w:p>
+    <w:p>
+      <w:pPr>
+        <w:pStyle w:val="Heading1"/>
+        <w:spacing w:line="240" w:lineRule="auto"/>
+        <w:rPr/>
+      </w:pPr>
+      <w:bookmarkStart w:colFirst="0" w:colLast="0" w:name="_heading=h.dmwsict6wzgi" w:id="27"/>
+      <w:bookmarkEnd w:id="27"/>
+      <w:r>
+        <w:rPr>
           <w:rtl w:val="0"/>
         </w:rPr>
         <w:t xml:space="preserve">Z</w:t>
-      </w:r>
-      <w:r>
-        <w:rPr>
-          <w:rtl w:val="0"/>
-        </w:rPr>
       </w:r>
     </w:p>
     <w:p>
@@ -6779,7 +7984,7 @@
 
 <file path=customXML/item1.xml><?xml version="1.0" encoding="utf-8"?>
 <go:gDocsCustomXmlDataStorage xmlns:go="http://customooxmlschemas.google.com/" xmlns:r="http://schemas.openxmlformats.org/officeDocument/2006/relationships">
-  <go:docsCustomData xmlns:go="http://customooxmlschemas.google.com/" roundtripDataSignature="AMtx7miXYX5BMuoxuF3Sg0ooQ5HvM8jT2Q==">AMUW2mXoWMjgdfom8YLNks11zAurx11lsN/Db33m90x6RSUEYAWDXs9GqoC3j7FvI55CauCQmmEO1R1Wf7sTkXBBe4cZ+zrr7ZQSBdXD69EzUanoBkvqrs2dSiGoA5xqWKbKSnde+6cL</go:docsCustomData>
+  <go:docsCustomData xmlns:go="http://customooxmlschemas.google.com/" roundtripDataSignature="AMtx7mhG6QIHGnG0q5gvWqzXgyu4uvBd/Q==">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</go:docsCustomData>
 </go:gDocsCustomXmlDataStorage>
 </file>
 
